--- a/flutter_documents/f10_deployment_and_release/f11_flutter_App_customization.docx
+++ b/flutter_documents/f10_deployment_and_release/f11_flutter_App_customization.docx
@@ -157,7 +157,6 @@
         </w:rPr>
         <w:t xml:space="preserve">More on </w:t>
       </w:r>
-      <w:proofErr w:type="spellStart"/>
       <w:r>
         <w:rPr>
           <w:b/>
@@ -167,7 +166,6 @@
         </w:rPr>
         <w:t>applicationId</w:t>
       </w:r>
-      <w:proofErr w:type="spellEnd"/>
       <w:r>
         <w:rPr>
           <w:sz w:val="32"/>
@@ -196,25 +194,14 @@
         </w:rPr>
       </w:pPr>
       <w:bookmarkStart w:id="0" w:name="_Hlk237123341"/>
-      <w:proofErr w:type="spellStart"/>
-      <w:r>
-        <w:rPr>
-          <w:b/>
-          <w:bCs/>
-          <w:sz w:val="32"/>
-          <w:szCs w:val="32"/>
-        </w:rPr>
-        <w:t>flutter_launcher_icons</w:t>
-      </w:r>
-      <w:proofErr w:type="spellEnd"/>
-      <w:r>
-        <w:rPr>
-          <w:b/>
-          <w:bCs/>
-          <w:sz w:val="32"/>
-          <w:szCs w:val="32"/>
-        </w:rPr>
-        <w:t xml:space="preserve"> </w:t>
+      <w:r>
+        <w:rPr>
+          <w:b/>
+          <w:bCs/>
+          <w:sz w:val="32"/>
+          <w:szCs w:val="32"/>
+        </w:rPr>
+        <w:t xml:space="preserve">flutter_launcher_icons </w:t>
       </w:r>
       <w:r>
         <w:rPr>
@@ -275,37 +262,15 @@
         </w:rPr>
         <w:t xml:space="preserve"># First, go to </w:t>
       </w:r>
-      <w:proofErr w:type="spellStart"/>
-      <w:r>
-        <w:rPr>
-          <w:b/>
-          <w:bCs/>
-          <w:sz w:val="32"/>
-          <w:szCs w:val="32"/>
-        </w:rPr>
-        <w:t>project_root</w:t>
-      </w:r>
-      <w:proofErr w:type="spellEnd"/>
-      <w:r>
-        <w:rPr>
-          <w:b/>
-          <w:bCs/>
-          <w:sz w:val="32"/>
-          <w:szCs w:val="32"/>
-        </w:rPr>
-        <w:t>\</w:t>
-      </w:r>
-      <w:proofErr w:type="spellStart"/>
-      <w:r>
-        <w:rPr>
-          <w:b/>
-          <w:bCs/>
-          <w:sz w:val="32"/>
-          <w:szCs w:val="32"/>
-        </w:rPr>
-        <w:t>pubsec.yaml</w:t>
-      </w:r>
-      <w:proofErr w:type="spellEnd"/>
+      <w:r>
+        <w:rPr>
+          <w:b/>
+          <w:bCs/>
+          <w:sz w:val="32"/>
+          <w:szCs w:val="32"/>
+        </w:rPr>
+        <w:t>project_root\pubsec.yaml</w:t>
+      </w:r>
       <w:r>
         <w:rPr>
           <w:sz w:val="32"/>
@@ -400,7 +365,6 @@
         </w:rPr>
         <w:t xml:space="preserve"> field uses </w:t>
       </w:r>
-      <w:proofErr w:type="spellStart"/>
       <w:r>
         <w:rPr>
           <w:b/>
@@ -410,41 +374,28 @@
         </w:rPr>
         <w:t>snake_case</w:t>
       </w:r>
-      <w:proofErr w:type="spellEnd"/>
-    </w:p>
-    <w:p>
-      <w:pPr>
-        <w:jc w:val="both"/>
-        <w:rPr>
-          <w:b/>
-          <w:bCs/>
-          <w:color w:val="D86DCB" w:themeColor="accent5" w:themeTint="99"/>
-          <w:sz w:val="32"/>
-          <w:szCs w:val="32"/>
-        </w:rPr>
-      </w:pPr>
-      <w:r>
-        <w:rPr>
-          <w:b/>
-          <w:bCs/>
-          <w:color w:val="D86DCB" w:themeColor="accent5" w:themeTint="99"/>
-          <w:sz w:val="32"/>
-          <w:szCs w:val="32"/>
-        </w:rPr>
-        <w:t xml:space="preserve">name: </w:t>
-      </w:r>
-      <w:proofErr w:type="spellStart"/>
-      <w:r>
-        <w:rPr>
-          <w:b/>
-          <w:bCs/>
-          <w:color w:val="D86DCB" w:themeColor="accent5" w:themeTint="99"/>
-          <w:sz w:val="32"/>
-          <w:szCs w:val="32"/>
-        </w:rPr>
-        <w:t>nazmul_portfolio</w:t>
-      </w:r>
-      <w:proofErr w:type="spellEnd"/>
+    </w:p>
+    <w:p>
+      <w:pPr>
+        <w:jc w:val="both"/>
+        <w:rPr>
+          <w:b/>
+          <w:bCs/>
+          <w:color w:val="D86DCB" w:themeColor="accent5" w:themeTint="99"/>
+          <w:sz w:val="32"/>
+          <w:szCs w:val="32"/>
+        </w:rPr>
+      </w:pPr>
+      <w:r>
+        <w:rPr>
+          <w:b/>
+          <w:bCs/>
+          <w:color w:val="D86DCB" w:themeColor="accent5" w:themeTint="99"/>
+          <w:sz w:val="32"/>
+          <w:szCs w:val="32"/>
+        </w:rPr>
+        <w:t>name: nazmul_portfolio</w:t>
+      </w:r>
       <w:r>
         <w:rPr>
           <w:b/>
@@ -510,9 +461,334 @@
           <w:sz w:val="32"/>
           <w:szCs w:val="32"/>
         </w:rPr>
-        <w:t>\android\app\</w:t>
-      </w:r>
-      <w:proofErr w:type="spellStart"/>
+        <w:t>\android\app\src\main</w:t>
+      </w:r>
+      <w:r>
+        <w:rPr>
+          <w:sz w:val="32"/>
+          <w:szCs w:val="32"/>
+        </w:rPr>
+        <w:t xml:space="preserve"> and edit </w:t>
+      </w:r>
+      <w:r>
+        <w:rPr>
+          <w:b/>
+          <w:bCs/>
+          <w:sz w:val="32"/>
+          <w:szCs w:val="32"/>
+        </w:rPr>
+        <w:t>AndroidManifest.xml</w:t>
+      </w:r>
+      <w:r>
+        <w:rPr>
+          <w:b/>
+          <w:bCs/>
+          <w:sz w:val="32"/>
+          <w:szCs w:val="32"/>
+        </w:rPr>
+        <w:t xml:space="preserve">, </w:t>
+      </w:r>
+      <w:r>
+        <w:rPr>
+          <w:sz w:val="32"/>
+          <w:szCs w:val="32"/>
+        </w:rPr>
+        <w:t xml:space="preserve"> add following</w:t>
+      </w:r>
+      <w:r>
+        <w:rPr>
+          <w:sz w:val="32"/>
+          <w:szCs w:val="32"/>
+        </w:rPr>
+        <w:t xml:space="preserve"> code or edit it.</w:t>
+      </w:r>
+    </w:p>
+    <w:p>
+      <w:pPr>
+        <w:jc w:val="both"/>
+        <w:rPr>
+          <w:b/>
+          <w:bCs/>
+          <w:color w:val="D86DCB" w:themeColor="accent5" w:themeTint="99"/>
+          <w:sz w:val="32"/>
+          <w:szCs w:val="32"/>
+        </w:rPr>
+      </w:pPr>
+      <w:r>
+        <w:rPr>
+          <w:b/>
+          <w:bCs/>
+          <w:color w:val="D86DCB" w:themeColor="accent5" w:themeTint="99"/>
+          <w:sz w:val="32"/>
+          <w:szCs w:val="32"/>
+        </w:rPr>
+        <w:t>&lt;application</w:t>
+      </w:r>
+    </w:p>
+    <w:p>
+      <w:pPr>
+        <w:jc w:val="both"/>
+        <w:rPr>
+          <w:b/>
+          <w:bCs/>
+          <w:color w:val="D86DCB" w:themeColor="accent5" w:themeTint="99"/>
+          <w:sz w:val="32"/>
+          <w:szCs w:val="32"/>
+        </w:rPr>
+      </w:pPr>
+      <w:r>
+        <w:rPr>
+          <w:b/>
+          <w:bCs/>
+          <w:color w:val="D86DCB" w:themeColor="accent5" w:themeTint="99"/>
+          <w:sz w:val="32"/>
+          <w:szCs w:val="32"/>
+        </w:rPr>
+        <w:t xml:space="preserve">    android:label="My App</w:t>
+      </w:r>
+      <w:r>
+        <w:rPr>
+          <w:b/>
+          <w:bCs/>
+          <w:color w:val="D86DCB" w:themeColor="accent5" w:themeTint="99"/>
+          <w:sz w:val="32"/>
+          <w:szCs w:val="32"/>
+        </w:rPr>
+        <w:t xml:space="preserve"> Name</w:t>
+      </w:r>
+      <w:r>
+        <w:rPr>
+          <w:b/>
+          <w:bCs/>
+          <w:color w:val="D86DCB" w:themeColor="accent5" w:themeTint="99"/>
+          <w:sz w:val="32"/>
+          <w:szCs w:val="32"/>
+        </w:rPr>
+        <w:t>"</w:t>
+      </w:r>
+    </w:p>
+    <w:p>
+      <w:pPr>
+        <w:jc w:val="both"/>
+        <w:rPr>
+          <w:b/>
+          <w:bCs/>
+          <w:color w:val="D86DCB" w:themeColor="accent5" w:themeTint="99"/>
+          <w:sz w:val="32"/>
+          <w:szCs w:val="32"/>
+        </w:rPr>
+      </w:pPr>
+      <w:r>
+        <w:rPr>
+          <w:b/>
+          <w:bCs/>
+          <w:color w:val="D86DCB" w:themeColor="accent5" w:themeTint="99"/>
+          <w:sz w:val="32"/>
+          <w:szCs w:val="32"/>
+        </w:rPr>
+        <w:t xml:space="preserve">    ...</w:t>
+      </w:r>
+    </w:p>
+    <w:p>
+      <w:pPr>
+        <w:jc w:val="both"/>
+        <w:rPr>
+          <w:b/>
+          <w:bCs/>
+          <w:color w:val="D86DCB" w:themeColor="accent5" w:themeTint="99"/>
+          <w:sz w:val="32"/>
+          <w:szCs w:val="32"/>
+        </w:rPr>
+      </w:pPr>
+      <w:r>
+        <w:rPr>
+          <w:b/>
+          <w:bCs/>
+          <w:color w:val="D86DCB" w:themeColor="accent5" w:themeTint="99"/>
+          <w:sz w:val="32"/>
+          <w:szCs w:val="32"/>
+        </w:rPr>
+        <w:t>&gt;</w:t>
+      </w:r>
+    </w:p>
+    <w:p>
+      <w:pPr>
+        <w:jc w:val="both"/>
+        <w:rPr>
+          <w:sz w:val="32"/>
+          <w:szCs w:val="32"/>
+        </w:rPr>
+      </w:pPr>
+      <w:r>
+        <w:rPr>
+          <w:sz w:val="32"/>
+          <w:szCs w:val="32"/>
+        </w:rPr>
+        <w:t xml:space="preserve"># Then also set it in the </w:t>
+      </w:r>
+      <w:r>
+        <w:rPr>
+          <w:b/>
+          <w:bCs/>
+          <w:sz w:val="32"/>
+          <w:szCs w:val="32"/>
+        </w:rPr>
+        <w:t>MaterialApp()</w:t>
+      </w:r>
+    </w:p>
+    <w:p>
+      <w:pPr>
+        <w:jc w:val="both"/>
+        <w:rPr>
+          <w:sz w:val="32"/>
+          <w:szCs w:val="32"/>
+        </w:rPr>
+      </w:pPr>
+    </w:p>
+    <w:p>
+      <w:pPr>
+        <w:jc w:val="both"/>
+        <w:rPr>
+          <w:sz w:val="32"/>
+          <w:szCs w:val="32"/>
+        </w:rPr>
+      </w:pPr>
+      <w:r>
+        <w:rPr>
+          <w:sz w:val="32"/>
+          <w:szCs w:val="32"/>
+        </w:rPr>
+        <w:t>Alternative:</w:t>
+      </w:r>
+    </w:p>
+    <w:p>
+      <w:pPr>
+        <w:jc w:val="both"/>
+        <w:rPr>
+          <w:sz w:val="32"/>
+          <w:szCs w:val="32"/>
+        </w:rPr>
+      </w:pPr>
+      <w:r>
+        <w:rPr>
+          <w:sz w:val="32"/>
+          <w:szCs w:val="32"/>
+        </w:rPr>
+        <w:t xml:space="preserve"># </w:t>
+      </w:r>
+      <w:r>
+        <w:rPr>
+          <w:sz w:val="32"/>
+          <w:szCs w:val="32"/>
+        </w:rPr>
+        <w:t xml:space="preserve">If </w:t>
+      </w:r>
+      <w:r>
+        <w:rPr>
+          <w:sz w:val="32"/>
+          <w:szCs w:val="32"/>
+        </w:rPr>
+        <w:t>we see this.</w:t>
+      </w:r>
+    </w:p>
+    <w:p>
+      <w:pPr>
+        <w:jc w:val="both"/>
+        <w:rPr>
+          <w:b/>
+          <w:bCs/>
+          <w:color w:val="D86DCB" w:themeColor="accent5" w:themeTint="99"/>
+          <w:sz w:val="32"/>
+          <w:szCs w:val="32"/>
+        </w:rPr>
+      </w:pPr>
+      <w:r>
+        <w:rPr>
+          <w:b/>
+          <w:bCs/>
+          <w:color w:val="D86DCB" w:themeColor="accent5" w:themeTint="99"/>
+          <w:sz w:val="32"/>
+          <w:szCs w:val="32"/>
+        </w:rPr>
+        <w:t>android:label="@string/app_name"</w:t>
+      </w:r>
+    </w:p>
+    <w:p>
+      <w:pPr>
+        <w:jc w:val="both"/>
+        <w:rPr>
+          <w:sz w:val="32"/>
+          <w:szCs w:val="32"/>
+        </w:rPr>
+      </w:pPr>
+      <w:r>
+        <w:rPr>
+          <w:sz w:val="32"/>
+          <w:szCs w:val="32"/>
+        </w:rPr>
+        <w:t xml:space="preserve"># </w:t>
+      </w:r>
+      <w:r>
+        <w:rPr>
+          <w:sz w:val="32"/>
+          <w:szCs w:val="32"/>
+        </w:rPr>
+        <w:t xml:space="preserve">then got to </w:t>
+      </w:r>
+      <w:r>
+        <w:rPr>
+          <w:b/>
+          <w:bCs/>
+          <w:sz w:val="32"/>
+          <w:szCs w:val="32"/>
+        </w:rPr>
+        <w:t xml:space="preserve">project </w:t>
+      </w:r>
+      <w:r>
+        <w:rPr>
+          <w:b/>
+          <w:bCs/>
+          <w:sz w:val="32"/>
+          <w:szCs w:val="32"/>
+        </w:rPr>
+        <w:t>\</w:t>
+      </w:r>
+      <w:r>
+        <w:rPr>
+          <w:b/>
+          <w:bCs/>
+          <w:sz w:val="32"/>
+          <w:szCs w:val="32"/>
+        </w:rPr>
+        <w:t>android</w:t>
+      </w:r>
+      <w:r>
+        <w:rPr>
+          <w:b/>
+          <w:bCs/>
+          <w:sz w:val="32"/>
+          <w:szCs w:val="32"/>
+        </w:rPr>
+        <w:t>\</w:t>
+      </w:r>
+      <w:r>
+        <w:rPr>
+          <w:b/>
+          <w:bCs/>
+          <w:sz w:val="32"/>
+          <w:szCs w:val="32"/>
+        </w:rPr>
+        <w:t>app</w:t>
+      </w:r>
+      <w:r>
+        <w:rPr>
+          <w:b/>
+          <w:bCs/>
+          <w:sz w:val="32"/>
+          <w:szCs w:val="32"/>
+        </w:rPr>
+        <w:t>\</w:t>
+      </w:r>
       <w:r>
         <w:rPr>
           <w:b/>
@@ -522,31 +798,77 @@
         </w:rPr>
         <w:t>src</w:t>
       </w:r>
-      <w:proofErr w:type="spellEnd"/>
-      <w:r>
-        <w:rPr>
-          <w:b/>
-          <w:bCs/>
-          <w:sz w:val="32"/>
-          <w:szCs w:val="32"/>
-        </w:rPr>
-        <w:t>\main</w:t>
-      </w:r>
-      <w:r>
-        <w:rPr>
-          <w:sz w:val="32"/>
-          <w:szCs w:val="32"/>
-        </w:rPr>
-        <w:t xml:space="preserve"> and edit </w:t>
-      </w:r>
-      <w:r>
-        <w:rPr>
-          <w:b/>
-          <w:bCs/>
-          <w:sz w:val="32"/>
-          <w:szCs w:val="32"/>
-        </w:rPr>
-        <w:t>AndroidManifest.xml</w:t>
+      <w:r>
+        <w:rPr>
+          <w:b/>
+          <w:bCs/>
+          <w:sz w:val="32"/>
+          <w:szCs w:val="32"/>
+        </w:rPr>
+        <w:t>\</w:t>
+      </w:r>
+      <w:r>
+        <w:rPr>
+          <w:b/>
+          <w:bCs/>
+          <w:sz w:val="32"/>
+          <w:szCs w:val="32"/>
+        </w:rPr>
+        <w:t>main</w:t>
+      </w:r>
+      <w:r>
+        <w:rPr>
+          <w:b/>
+          <w:bCs/>
+          <w:sz w:val="32"/>
+          <w:szCs w:val="32"/>
+        </w:rPr>
+        <w:t>\</w:t>
+      </w:r>
+      <w:r>
+        <w:rPr>
+          <w:b/>
+          <w:bCs/>
+          <w:sz w:val="32"/>
+          <w:szCs w:val="32"/>
+        </w:rPr>
+        <w:t>res</w:t>
+      </w:r>
+      <w:r>
+        <w:rPr>
+          <w:b/>
+          <w:bCs/>
+          <w:sz w:val="32"/>
+          <w:szCs w:val="32"/>
+        </w:rPr>
+        <w:t>\</w:t>
+      </w:r>
+      <w:r>
+        <w:rPr>
+          <w:b/>
+          <w:bCs/>
+          <w:sz w:val="32"/>
+          <w:szCs w:val="32"/>
+        </w:rPr>
+        <w:t>values</w:t>
+      </w:r>
+      <w:r>
+        <w:rPr>
+          <w:b/>
+          <w:bCs/>
+          <w:sz w:val="32"/>
+          <w:szCs w:val="32"/>
+        </w:rPr>
+        <w:t>\</w:t>
+      </w:r>
+      <w:r>
+        <w:rPr>
+          <w:b/>
+          <w:bCs/>
+          <w:sz w:val="32"/>
+          <w:szCs w:val="32"/>
+        </w:rPr>
+        <w:t>strings.xml</w:t>
       </w:r>
       <w:r>
         <w:rPr>
@@ -562,466 +884,6 @@
           <w:sz w:val="32"/>
           <w:szCs w:val="32"/>
         </w:rPr>
-        <w:t xml:space="preserve"> add following</w:t>
-      </w:r>
-      <w:r>
-        <w:rPr>
-          <w:sz w:val="32"/>
-          <w:szCs w:val="32"/>
-        </w:rPr>
-        <w:t xml:space="preserve"> code or edit it.</w:t>
-      </w:r>
-    </w:p>
-    <w:p>
-      <w:pPr>
-        <w:jc w:val="both"/>
-        <w:rPr>
-          <w:b/>
-          <w:bCs/>
-          <w:color w:val="D86DCB" w:themeColor="accent5" w:themeTint="99"/>
-          <w:sz w:val="32"/>
-          <w:szCs w:val="32"/>
-        </w:rPr>
-      </w:pPr>
-      <w:r>
-        <w:rPr>
-          <w:b/>
-          <w:bCs/>
-          <w:color w:val="D86DCB" w:themeColor="accent5" w:themeTint="99"/>
-          <w:sz w:val="32"/>
-          <w:szCs w:val="32"/>
-        </w:rPr>
-        <w:t>&lt;application</w:t>
-      </w:r>
-    </w:p>
-    <w:p>
-      <w:pPr>
-        <w:jc w:val="both"/>
-        <w:rPr>
-          <w:b/>
-          <w:bCs/>
-          <w:color w:val="D86DCB" w:themeColor="accent5" w:themeTint="99"/>
-          <w:sz w:val="32"/>
-          <w:szCs w:val="32"/>
-        </w:rPr>
-      </w:pPr>
-      <w:r>
-        <w:rPr>
-          <w:b/>
-          <w:bCs/>
-          <w:color w:val="D86DCB" w:themeColor="accent5" w:themeTint="99"/>
-          <w:sz w:val="32"/>
-          <w:szCs w:val="32"/>
-        </w:rPr>
-        <w:t xml:space="preserve">    </w:t>
-      </w:r>
-      <w:proofErr w:type="spellStart"/>
-      <w:r>
-        <w:rPr>
-          <w:b/>
-          <w:bCs/>
-          <w:color w:val="D86DCB" w:themeColor="accent5" w:themeTint="99"/>
-          <w:sz w:val="32"/>
-          <w:szCs w:val="32"/>
-        </w:rPr>
-        <w:t>android:label</w:t>
-      </w:r>
-      <w:proofErr w:type="spellEnd"/>
-      <w:r>
-        <w:rPr>
-          <w:b/>
-          <w:bCs/>
-          <w:color w:val="D86DCB" w:themeColor="accent5" w:themeTint="99"/>
-          <w:sz w:val="32"/>
-          <w:szCs w:val="32"/>
-        </w:rPr>
-        <w:t>="My App</w:t>
-      </w:r>
-      <w:r>
-        <w:rPr>
-          <w:b/>
-          <w:bCs/>
-          <w:color w:val="D86DCB" w:themeColor="accent5" w:themeTint="99"/>
-          <w:sz w:val="32"/>
-          <w:szCs w:val="32"/>
-        </w:rPr>
-        <w:t xml:space="preserve"> Name</w:t>
-      </w:r>
-      <w:r>
-        <w:rPr>
-          <w:b/>
-          <w:bCs/>
-          <w:color w:val="D86DCB" w:themeColor="accent5" w:themeTint="99"/>
-          <w:sz w:val="32"/>
-          <w:szCs w:val="32"/>
-        </w:rPr>
-        <w:t>"</w:t>
-      </w:r>
-    </w:p>
-    <w:p>
-      <w:pPr>
-        <w:jc w:val="both"/>
-        <w:rPr>
-          <w:b/>
-          <w:bCs/>
-          <w:color w:val="D86DCB" w:themeColor="accent5" w:themeTint="99"/>
-          <w:sz w:val="32"/>
-          <w:szCs w:val="32"/>
-        </w:rPr>
-      </w:pPr>
-      <w:r>
-        <w:rPr>
-          <w:b/>
-          <w:bCs/>
-          <w:color w:val="D86DCB" w:themeColor="accent5" w:themeTint="99"/>
-          <w:sz w:val="32"/>
-          <w:szCs w:val="32"/>
-        </w:rPr>
-        <w:t xml:space="preserve">    ...</w:t>
-      </w:r>
-    </w:p>
-    <w:p>
-      <w:pPr>
-        <w:jc w:val="both"/>
-        <w:rPr>
-          <w:b/>
-          <w:bCs/>
-          <w:color w:val="D86DCB" w:themeColor="accent5" w:themeTint="99"/>
-          <w:sz w:val="32"/>
-          <w:szCs w:val="32"/>
-        </w:rPr>
-      </w:pPr>
-      <w:r>
-        <w:rPr>
-          <w:b/>
-          <w:bCs/>
-          <w:color w:val="D86DCB" w:themeColor="accent5" w:themeTint="99"/>
-          <w:sz w:val="32"/>
-          <w:szCs w:val="32"/>
-        </w:rPr>
-        <w:t>&gt;</w:t>
-      </w:r>
-    </w:p>
-    <w:p>
-      <w:pPr>
-        <w:jc w:val="both"/>
-        <w:rPr>
-          <w:sz w:val="32"/>
-          <w:szCs w:val="32"/>
-        </w:rPr>
-      </w:pPr>
-      <w:r>
-        <w:rPr>
-          <w:sz w:val="32"/>
-          <w:szCs w:val="32"/>
-        </w:rPr>
-        <w:t xml:space="preserve"># Then also set it in the </w:t>
-      </w:r>
-      <w:proofErr w:type="spellStart"/>
-      <w:r>
-        <w:rPr>
-          <w:b/>
-          <w:bCs/>
-          <w:sz w:val="32"/>
-          <w:szCs w:val="32"/>
-        </w:rPr>
-        <w:t>MaterialApp</w:t>
-      </w:r>
-      <w:proofErr w:type="spellEnd"/>
-      <w:r>
-        <w:rPr>
-          <w:b/>
-          <w:bCs/>
-          <w:sz w:val="32"/>
-          <w:szCs w:val="32"/>
-        </w:rPr>
-        <w:t>()</w:t>
-      </w:r>
-    </w:p>
-    <w:p>
-      <w:pPr>
-        <w:jc w:val="both"/>
-        <w:rPr>
-          <w:sz w:val="32"/>
-          <w:szCs w:val="32"/>
-        </w:rPr>
-      </w:pPr>
-    </w:p>
-    <w:p>
-      <w:pPr>
-        <w:jc w:val="both"/>
-        <w:rPr>
-          <w:sz w:val="32"/>
-          <w:szCs w:val="32"/>
-        </w:rPr>
-      </w:pPr>
-      <w:r>
-        <w:rPr>
-          <w:sz w:val="32"/>
-          <w:szCs w:val="32"/>
-        </w:rPr>
-        <w:t>Alternative:</w:t>
-      </w:r>
-    </w:p>
-    <w:p>
-      <w:pPr>
-        <w:jc w:val="both"/>
-        <w:rPr>
-          <w:sz w:val="32"/>
-          <w:szCs w:val="32"/>
-        </w:rPr>
-      </w:pPr>
-      <w:r>
-        <w:rPr>
-          <w:sz w:val="32"/>
-          <w:szCs w:val="32"/>
-        </w:rPr>
-        <w:t xml:space="preserve"># </w:t>
-      </w:r>
-      <w:r>
-        <w:rPr>
-          <w:sz w:val="32"/>
-          <w:szCs w:val="32"/>
-        </w:rPr>
-        <w:t xml:space="preserve">If </w:t>
-      </w:r>
-      <w:r>
-        <w:rPr>
-          <w:sz w:val="32"/>
-          <w:szCs w:val="32"/>
-        </w:rPr>
-        <w:t>we see this.</w:t>
-      </w:r>
-    </w:p>
-    <w:p>
-      <w:pPr>
-        <w:jc w:val="both"/>
-        <w:rPr>
-          <w:b/>
-          <w:bCs/>
-          <w:color w:val="D86DCB" w:themeColor="accent5" w:themeTint="99"/>
-          <w:sz w:val="32"/>
-          <w:szCs w:val="32"/>
-        </w:rPr>
-      </w:pPr>
-      <w:proofErr w:type="spellStart"/>
-      <w:r>
-        <w:rPr>
-          <w:b/>
-          <w:bCs/>
-          <w:color w:val="D86DCB" w:themeColor="accent5" w:themeTint="99"/>
-          <w:sz w:val="32"/>
-          <w:szCs w:val="32"/>
-        </w:rPr>
-        <w:t>android:label</w:t>
-      </w:r>
-      <w:proofErr w:type="spellEnd"/>
-      <w:r>
-        <w:rPr>
-          <w:b/>
-          <w:bCs/>
-          <w:color w:val="D86DCB" w:themeColor="accent5" w:themeTint="99"/>
-          <w:sz w:val="32"/>
-          <w:szCs w:val="32"/>
-        </w:rPr>
-        <w:t>="@string/</w:t>
-      </w:r>
-      <w:proofErr w:type="spellStart"/>
-      <w:r>
-        <w:rPr>
-          <w:b/>
-          <w:bCs/>
-          <w:color w:val="D86DCB" w:themeColor="accent5" w:themeTint="99"/>
-          <w:sz w:val="32"/>
-          <w:szCs w:val="32"/>
-        </w:rPr>
-        <w:t>app_name</w:t>
-      </w:r>
-      <w:proofErr w:type="spellEnd"/>
-      <w:r>
-        <w:rPr>
-          <w:b/>
-          <w:bCs/>
-          <w:color w:val="D86DCB" w:themeColor="accent5" w:themeTint="99"/>
-          <w:sz w:val="32"/>
-          <w:szCs w:val="32"/>
-        </w:rPr>
-        <w:t>"</w:t>
-      </w:r>
-    </w:p>
-    <w:p>
-      <w:pPr>
-        <w:jc w:val="both"/>
-        <w:rPr>
-          <w:sz w:val="32"/>
-          <w:szCs w:val="32"/>
-        </w:rPr>
-      </w:pPr>
-      <w:r>
-        <w:rPr>
-          <w:sz w:val="32"/>
-          <w:szCs w:val="32"/>
-        </w:rPr>
-        <w:t xml:space="preserve"># </w:t>
-      </w:r>
-      <w:r>
-        <w:rPr>
-          <w:sz w:val="32"/>
-          <w:szCs w:val="32"/>
-        </w:rPr>
-        <w:t xml:space="preserve">then got to </w:t>
-      </w:r>
-      <w:r>
-        <w:rPr>
-          <w:b/>
-          <w:bCs/>
-          <w:sz w:val="32"/>
-          <w:szCs w:val="32"/>
-        </w:rPr>
-        <w:t xml:space="preserve">project </w:t>
-      </w:r>
-      <w:r>
-        <w:rPr>
-          <w:b/>
-          <w:bCs/>
-          <w:sz w:val="32"/>
-          <w:szCs w:val="32"/>
-        </w:rPr>
-        <w:t>\</w:t>
-      </w:r>
-      <w:r>
-        <w:rPr>
-          <w:b/>
-          <w:bCs/>
-          <w:sz w:val="32"/>
-          <w:szCs w:val="32"/>
-        </w:rPr>
-        <w:t>android</w:t>
-      </w:r>
-      <w:r>
-        <w:rPr>
-          <w:b/>
-          <w:bCs/>
-          <w:sz w:val="32"/>
-          <w:szCs w:val="32"/>
-        </w:rPr>
-        <w:t>\</w:t>
-      </w:r>
-      <w:r>
-        <w:rPr>
-          <w:b/>
-          <w:bCs/>
-          <w:sz w:val="32"/>
-          <w:szCs w:val="32"/>
-        </w:rPr>
-        <w:t>app</w:t>
-      </w:r>
-      <w:r>
-        <w:rPr>
-          <w:b/>
-          <w:bCs/>
-          <w:sz w:val="32"/>
-          <w:szCs w:val="32"/>
-        </w:rPr>
-        <w:t>\</w:t>
-      </w:r>
-      <w:proofErr w:type="spellStart"/>
-      <w:r>
-        <w:rPr>
-          <w:b/>
-          <w:bCs/>
-          <w:sz w:val="32"/>
-          <w:szCs w:val="32"/>
-        </w:rPr>
-        <w:t>src</w:t>
-      </w:r>
-      <w:proofErr w:type="spellEnd"/>
-      <w:r>
-        <w:rPr>
-          <w:b/>
-          <w:bCs/>
-          <w:sz w:val="32"/>
-          <w:szCs w:val="32"/>
-        </w:rPr>
-        <w:t>\</w:t>
-      </w:r>
-      <w:r>
-        <w:rPr>
-          <w:b/>
-          <w:bCs/>
-          <w:sz w:val="32"/>
-          <w:szCs w:val="32"/>
-        </w:rPr>
-        <w:t>main</w:t>
-      </w:r>
-      <w:r>
-        <w:rPr>
-          <w:b/>
-          <w:bCs/>
-          <w:sz w:val="32"/>
-          <w:szCs w:val="32"/>
-        </w:rPr>
-        <w:t>\</w:t>
-      </w:r>
-      <w:r>
-        <w:rPr>
-          <w:b/>
-          <w:bCs/>
-          <w:sz w:val="32"/>
-          <w:szCs w:val="32"/>
-        </w:rPr>
-        <w:t>res</w:t>
-      </w:r>
-      <w:r>
-        <w:rPr>
-          <w:b/>
-          <w:bCs/>
-          <w:sz w:val="32"/>
-          <w:szCs w:val="32"/>
-        </w:rPr>
-        <w:t>\</w:t>
-      </w:r>
-      <w:r>
-        <w:rPr>
-          <w:b/>
-          <w:bCs/>
-          <w:sz w:val="32"/>
-          <w:szCs w:val="32"/>
-        </w:rPr>
-        <w:t>values</w:t>
-      </w:r>
-      <w:r>
-        <w:rPr>
-          <w:b/>
-          <w:bCs/>
-          <w:sz w:val="32"/>
-          <w:szCs w:val="32"/>
-        </w:rPr>
-        <w:t>\</w:t>
-      </w:r>
-      <w:r>
-        <w:rPr>
-          <w:b/>
-          <w:bCs/>
-          <w:sz w:val="32"/>
-          <w:szCs w:val="32"/>
-        </w:rPr>
-        <w:t>strings.xml</w:t>
-      </w:r>
-      <w:r>
-        <w:rPr>
-          <w:b/>
-          <w:bCs/>
-          <w:sz w:val="32"/>
-          <w:szCs w:val="32"/>
-        </w:rPr>
-        <w:t xml:space="preserve">, </w:t>
-      </w:r>
-      <w:r>
-        <w:rPr>
-          <w:sz w:val="32"/>
-          <w:szCs w:val="32"/>
-        </w:rPr>
         <w:t>add or update this code.</w:t>
       </w:r>
     </w:p>
@@ -1045,29 +907,7 @@
           <w:szCs w:val="32"/>
         </w:rPr>
         <w:lastRenderedPageBreak/>
-        <w:t>&lt;string name="</w:t>
-      </w:r>
-      <w:proofErr w:type="spellStart"/>
-      <w:r>
-        <w:rPr>
-          <w:b/>
-          <w:bCs/>
-          <w:color w:val="D86DCB" w:themeColor="accent5" w:themeTint="99"/>
-          <w:sz w:val="32"/>
-          <w:szCs w:val="32"/>
-        </w:rPr>
-        <w:t>app_name</w:t>
-      </w:r>
-      <w:proofErr w:type="spellEnd"/>
-      <w:r>
-        <w:rPr>
-          <w:b/>
-          <w:bCs/>
-          <w:color w:val="D86DCB" w:themeColor="accent5" w:themeTint="99"/>
-          <w:sz w:val="32"/>
-          <w:szCs w:val="32"/>
-        </w:rPr>
-        <w:t xml:space="preserve">"&gt;My  App </w:t>
+        <w:t xml:space="preserve">&lt;string name="app_name"&gt;My  App </w:t>
       </w:r>
       <w:r>
         <w:rPr>
@@ -1211,45 +1051,14 @@
         </w:rPr>
         <w:t xml:space="preserve"># Go to </w:t>
       </w:r>
-      <w:proofErr w:type="spellStart"/>
-      <w:r>
-        <w:rPr>
-          <w:b/>
-          <w:bCs/>
-          <w:sz w:val="32"/>
-          <w:szCs w:val="32"/>
-        </w:rPr>
-        <w:t>project_name</w:t>
-      </w:r>
-      <w:proofErr w:type="spellEnd"/>
-      <w:r>
-        <w:rPr>
-          <w:b/>
-          <w:bCs/>
-          <w:sz w:val="32"/>
-          <w:szCs w:val="32"/>
-        </w:rPr>
-        <w:t>\android\app\</w:t>
-      </w:r>
-      <w:proofErr w:type="spellStart"/>
-      <w:r>
-        <w:rPr>
-          <w:b/>
-          <w:bCs/>
-          <w:sz w:val="32"/>
-          <w:szCs w:val="32"/>
-        </w:rPr>
-        <w:t>src</w:t>
-      </w:r>
-      <w:proofErr w:type="spellEnd"/>
-      <w:r>
-        <w:rPr>
-          <w:b/>
-          <w:bCs/>
-          <w:sz w:val="32"/>
-          <w:szCs w:val="32"/>
-        </w:rPr>
-        <w:t xml:space="preserve">\main\res </w:t>
+      <w:r>
+        <w:rPr>
+          <w:b/>
+          <w:bCs/>
+          <w:sz w:val="32"/>
+          <w:szCs w:val="32"/>
+        </w:rPr>
+        <w:t xml:space="preserve">project_name\android\app\src\main\res </w:t>
       </w:r>
       <w:r>
         <w:rPr>
@@ -1397,45 +1206,14 @@
         </w:rPr>
         <w:t xml:space="preserve"># To confirm, navigate to </w:t>
       </w:r>
-      <w:proofErr w:type="spellStart"/>
-      <w:r>
-        <w:rPr>
-          <w:b/>
-          <w:bCs/>
-          <w:sz w:val="32"/>
-          <w:szCs w:val="32"/>
-        </w:rPr>
-        <w:t>projcet_name</w:t>
-      </w:r>
-      <w:proofErr w:type="spellEnd"/>
-      <w:r>
-        <w:rPr>
-          <w:b/>
-          <w:bCs/>
-          <w:sz w:val="32"/>
-          <w:szCs w:val="32"/>
-        </w:rPr>
-        <w:t>/android/app/</w:t>
-      </w:r>
-      <w:proofErr w:type="spellStart"/>
-      <w:r>
-        <w:rPr>
-          <w:b/>
-          <w:bCs/>
-          <w:sz w:val="32"/>
-          <w:szCs w:val="32"/>
-        </w:rPr>
-        <w:t>src</w:t>
-      </w:r>
-      <w:proofErr w:type="spellEnd"/>
-      <w:r>
-        <w:rPr>
-          <w:b/>
-          <w:bCs/>
-          <w:sz w:val="32"/>
-          <w:szCs w:val="32"/>
-        </w:rPr>
-        <w:t>/main/AndroidManifest.xml</w:t>
+      <w:r>
+        <w:rPr>
+          <w:b/>
+          <w:bCs/>
+          <w:sz w:val="32"/>
+          <w:szCs w:val="32"/>
+        </w:rPr>
+        <w:t>projcet_name/android/app/src/main/AndroidManifest.xml</w:t>
       </w:r>
     </w:p>
     <w:p>
@@ -1511,183 +1289,51 @@
           <w:sz w:val="32"/>
           <w:szCs w:val="32"/>
         </w:rPr>
-        <w:t xml:space="preserve">    </w:t>
-      </w:r>
-      <w:proofErr w:type="spellStart"/>
-      <w:r>
-        <w:rPr>
-          <w:b/>
-          <w:bCs/>
-          <w:color w:val="D86DCB" w:themeColor="accent5" w:themeTint="99"/>
-          <w:sz w:val="32"/>
-          <w:szCs w:val="32"/>
-        </w:rPr>
-        <w:t>android:name</w:t>
-      </w:r>
-      <w:proofErr w:type="spellEnd"/>
-      <w:r>
-        <w:rPr>
-          <w:b/>
-          <w:bCs/>
-          <w:color w:val="D86DCB" w:themeColor="accent5" w:themeTint="99"/>
-          <w:sz w:val="32"/>
-          <w:szCs w:val="32"/>
-        </w:rPr>
-        <w:t>="</w:t>
-      </w:r>
-      <w:proofErr w:type="spellStart"/>
-      <w:r>
-        <w:rPr>
-          <w:b/>
-          <w:bCs/>
-          <w:color w:val="D86DCB" w:themeColor="accent5" w:themeTint="99"/>
-          <w:sz w:val="32"/>
-          <w:szCs w:val="32"/>
-        </w:rPr>
-        <w:t>io.flutter.app.FlutterApplication</w:t>
-      </w:r>
-      <w:proofErr w:type="spellEnd"/>
-      <w:r>
-        <w:rPr>
-          <w:b/>
-          <w:bCs/>
-          <w:color w:val="D86DCB" w:themeColor="accent5" w:themeTint="99"/>
-          <w:sz w:val="32"/>
-          <w:szCs w:val="32"/>
-        </w:rPr>
-        <w:t>"</w:t>
-      </w:r>
-    </w:p>
-    <w:p>
-      <w:pPr>
-        <w:jc w:val="both"/>
-        <w:rPr>
-          <w:b/>
-          <w:bCs/>
-          <w:color w:val="D86DCB" w:themeColor="accent5" w:themeTint="99"/>
-          <w:sz w:val="32"/>
-          <w:szCs w:val="32"/>
-        </w:rPr>
-      </w:pPr>
-      <w:r>
-        <w:rPr>
-          <w:b/>
-          <w:bCs/>
-          <w:color w:val="D86DCB" w:themeColor="accent5" w:themeTint="99"/>
-          <w:sz w:val="32"/>
-          <w:szCs w:val="32"/>
-        </w:rPr>
-        <w:t xml:space="preserve">    </w:t>
-      </w:r>
-      <w:proofErr w:type="spellStart"/>
-      <w:r>
-        <w:rPr>
-          <w:b/>
-          <w:bCs/>
-          <w:color w:val="D86DCB" w:themeColor="accent5" w:themeTint="99"/>
-          <w:sz w:val="32"/>
-          <w:szCs w:val="32"/>
-        </w:rPr>
-        <w:t>android:label</w:t>
-      </w:r>
-      <w:proofErr w:type="spellEnd"/>
-      <w:r>
-        <w:rPr>
-          <w:b/>
-          <w:bCs/>
-          <w:color w:val="D86DCB" w:themeColor="accent5" w:themeTint="99"/>
-          <w:sz w:val="32"/>
-          <w:szCs w:val="32"/>
-        </w:rPr>
-        <w:t>="</w:t>
-      </w:r>
-      <w:proofErr w:type="spellStart"/>
-      <w:r>
-        <w:rPr>
-          <w:b/>
-          <w:bCs/>
-          <w:color w:val="D86DCB" w:themeColor="accent5" w:themeTint="99"/>
-          <w:sz w:val="32"/>
-          <w:szCs w:val="32"/>
-        </w:rPr>
-        <w:t>your_app_name</w:t>
-      </w:r>
-      <w:proofErr w:type="spellEnd"/>
-      <w:r>
-        <w:rPr>
-          <w:b/>
-          <w:bCs/>
-          <w:color w:val="D86DCB" w:themeColor="accent5" w:themeTint="99"/>
-          <w:sz w:val="32"/>
-          <w:szCs w:val="32"/>
-        </w:rPr>
-        <w:t>"</w:t>
-      </w:r>
-    </w:p>
-    <w:p>
-      <w:pPr>
-        <w:jc w:val="both"/>
-        <w:rPr>
-          <w:b/>
-          <w:bCs/>
-          <w:color w:val="D86DCB" w:themeColor="accent5" w:themeTint="99"/>
-          <w:sz w:val="32"/>
-          <w:szCs w:val="32"/>
-        </w:rPr>
-      </w:pPr>
-      <w:r>
-        <w:rPr>
-          <w:b/>
-          <w:bCs/>
-          <w:color w:val="D86DCB" w:themeColor="accent5" w:themeTint="99"/>
-          <w:sz w:val="32"/>
-          <w:szCs w:val="32"/>
-        </w:rPr>
-        <w:t xml:space="preserve">    </w:t>
-      </w:r>
-      <w:proofErr w:type="spellStart"/>
-      <w:r>
-        <w:rPr>
-          <w:b/>
-          <w:bCs/>
-          <w:color w:val="D86DCB" w:themeColor="accent5" w:themeTint="99"/>
-          <w:sz w:val="32"/>
-          <w:szCs w:val="32"/>
-        </w:rPr>
-        <w:t>android:icon</w:t>
-      </w:r>
-      <w:proofErr w:type="spellEnd"/>
-      <w:r>
-        <w:rPr>
-          <w:b/>
-          <w:bCs/>
-          <w:color w:val="D86DCB" w:themeColor="accent5" w:themeTint="99"/>
-          <w:sz w:val="32"/>
-          <w:szCs w:val="32"/>
-        </w:rPr>
-        <w:t>="@mipmap/</w:t>
-      </w:r>
-      <w:proofErr w:type="spellStart"/>
-      <w:r>
-        <w:rPr>
-          <w:b/>
-          <w:bCs/>
-          <w:color w:val="D86DCB" w:themeColor="accent5" w:themeTint="99"/>
-          <w:sz w:val="32"/>
-          <w:szCs w:val="32"/>
-        </w:rPr>
-        <w:t>ic_launcher</w:t>
-      </w:r>
-      <w:proofErr w:type="spellEnd"/>
-      <w:r>
-        <w:rPr>
-          <w:b/>
-          <w:bCs/>
-          <w:color w:val="D86DCB" w:themeColor="accent5" w:themeTint="99"/>
-          <w:sz w:val="32"/>
-          <w:szCs w:val="32"/>
-        </w:rPr>
-        <w:t>"&gt;</w:t>
+        <w:t xml:space="preserve">    android:name="io.flutter.app.FlutterApplication"</w:t>
+      </w:r>
+    </w:p>
+    <w:p>
+      <w:pPr>
+        <w:jc w:val="both"/>
+        <w:rPr>
+          <w:b/>
+          <w:bCs/>
+          <w:color w:val="D86DCB" w:themeColor="accent5" w:themeTint="99"/>
+          <w:sz w:val="32"/>
+          <w:szCs w:val="32"/>
+        </w:rPr>
+      </w:pPr>
+      <w:r>
+        <w:rPr>
+          <w:b/>
+          <w:bCs/>
+          <w:color w:val="D86DCB" w:themeColor="accent5" w:themeTint="99"/>
+          <w:sz w:val="32"/>
+          <w:szCs w:val="32"/>
+        </w:rPr>
+        <w:t xml:space="preserve">    android:label="your_app_name"</w:t>
+      </w:r>
+    </w:p>
+    <w:p>
+      <w:pPr>
+        <w:jc w:val="both"/>
+        <w:rPr>
+          <w:b/>
+          <w:bCs/>
+          <w:color w:val="D86DCB" w:themeColor="accent5" w:themeTint="99"/>
+          <w:sz w:val="32"/>
+          <w:szCs w:val="32"/>
+        </w:rPr>
+      </w:pPr>
+      <w:r>
+        <w:rPr>
+          <w:b/>
+          <w:bCs/>
+          <w:color w:val="D86DCB" w:themeColor="accent5" w:themeTint="99"/>
+          <w:sz w:val="32"/>
+          <w:szCs w:val="32"/>
+        </w:rPr>
+        <w:t xml:space="preserve">    android:icon="@mipmap/ic_launcher"&gt;</w:t>
       </w:r>
     </w:p>
     <w:p>
@@ -1789,7 +1435,6 @@
         </w:rPr>
         <w:t xml:space="preserve">se </w:t>
       </w:r>
-      <w:proofErr w:type="spellStart"/>
       <w:r>
         <w:rPr>
           <w:b/>
@@ -1799,7 +1444,6 @@
         </w:rPr>
         <w:t>flutter_launcher_icons</w:t>
       </w:r>
-      <w:proofErr w:type="spellEnd"/>
       <w:r>
         <w:rPr>
           <w:sz w:val="32"/>
@@ -1863,27 +1507,7 @@
           <w:sz w:val="32"/>
           <w:szCs w:val="32"/>
         </w:rPr>
-        <w:t>mipmap-</w:t>
-      </w:r>
-      <w:proofErr w:type="spellStart"/>
-      <w:r>
-        <w:rPr>
-          <w:b/>
-          <w:bCs/>
-          <w:sz w:val="32"/>
-          <w:szCs w:val="32"/>
-        </w:rPr>
-        <w:t>mdpi</w:t>
-      </w:r>
-      <w:proofErr w:type="spellEnd"/>
-      <w:r>
-        <w:rPr>
-          <w:b/>
-          <w:bCs/>
-          <w:sz w:val="32"/>
-          <w:szCs w:val="32"/>
-        </w:rPr>
-        <w:t>/</w:t>
+        <w:t>mipmap-mdpi/</w:t>
       </w:r>
       <w:r>
         <w:rPr>
@@ -1899,27 +1523,7 @@
           <w:sz w:val="32"/>
           <w:szCs w:val="32"/>
         </w:rPr>
-        <w:t xml:space="preserve"> </w:t>
-      </w:r>
-      <w:proofErr w:type="spellStart"/>
-      <w:r>
-        <w:rPr>
-          <w:b/>
-          <w:bCs/>
-          <w:sz w:val="32"/>
-          <w:szCs w:val="32"/>
-        </w:rPr>
-        <w:t>mimap-hdpi</w:t>
-      </w:r>
-      <w:proofErr w:type="spellEnd"/>
-      <w:r>
-        <w:rPr>
-          <w:b/>
-          <w:bCs/>
-          <w:sz w:val="32"/>
-          <w:szCs w:val="32"/>
-        </w:rPr>
-        <w:t>/</w:t>
+        <w:t xml:space="preserve"> mimap-hdpi/</w:t>
       </w:r>
       <w:r>
         <w:rPr>
@@ -2258,25 +1862,14 @@
           <w:szCs w:val="32"/>
         </w:rPr>
       </w:pPr>
-      <w:proofErr w:type="spellStart"/>
-      <w:r>
-        <w:rPr>
-          <w:b/>
-          <w:bCs/>
-          <w:sz w:val="32"/>
-          <w:szCs w:val="32"/>
-        </w:rPr>
-        <w:t>com.example.myapp</w:t>
-      </w:r>
-      <w:proofErr w:type="spellEnd"/>
-      <w:r>
-        <w:rPr>
-          <w:b/>
-          <w:bCs/>
-          <w:sz w:val="32"/>
-          <w:szCs w:val="32"/>
-        </w:rPr>
-        <w:t xml:space="preserve">   </w:t>
+      <w:r>
+        <w:rPr>
+          <w:b/>
+          <w:bCs/>
+          <w:sz w:val="32"/>
+          <w:szCs w:val="32"/>
+        </w:rPr>
+        <w:t xml:space="preserve">com.example.myapp   </w:t>
       </w:r>
       <w:r>
         <w:rPr>
@@ -2308,25 +1901,14 @@
           <w:szCs w:val="32"/>
         </w:rPr>
       </w:pPr>
-      <w:proofErr w:type="spellStart"/>
-      <w:r>
-        <w:rPr>
-          <w:b/>
-          <w:bCs/>
-          <w:sz w:val="32"/>
-          <w:szCs w:val="32"/>
-        </w:rPr>
-        <w:t>com.nazmul.todoapp</w:t>
-      </w:r>
-      <w:proofErr w:type="spellEnd"/>
-      <w:r>
-        <w:rPr>
-          <w:b/>
-          <w:bCs/>
-          <w:sz w:val="32"/>
-          <w:szCs w:val="32"/>
-        </w:rPr>
-        <w:t xml:space="preserve">  </w:t>
+      <w:r>
+        <w:rPr>
+          <w:b/>
+          <w:bCs/>
+          <w:sz w:val="32"/>
+          <w:szCs w:val="32"/>
+        </w:rPr>
+        <w:t xml:space="preserve">com.nazmul.todoapp  </w:t>
       </w:r>
       <w:r>
         <w:rPr>
@@ -2370,23 +1952,7 @@
           <w:sz w:val="32"/>
           <w:szCs w:val="32"/>
         </w:rPr>
-        <w:t xml:space="preserve">Change name in </w:t>
-      </w:r>
-      <w:proofErr w:type="spellStart"/>
-      <w:r>
-        <w:rPr>
-          <w:sz w:val="32"/>
-          <w:szCs w:val="32"/>
-        </w:rPr>
-        <w:t>pubsec.yaml</w:t>
-      </w:r>
-      <w:proofErr w:type="spellEnd"/>
-      <w:r>
-        <w:rPr>
-          <w:sz w:val="32"/>
-          <w:szCs w:val="32"/>
-        </w:rPr>
-        <w:t>:</w:t>
+        <w:t>Change name in pubsec.yaml:</w:t>
       </w:r>
     </w:p>
     <w:p>
@@ -2405,37 +1971,15 @@
         <w:lastRenderedPageBreak/>
         <w:t xml:space="preserve"># Go to </w:t>
       </w:r>
-      <w:proofErr w:type="spellStart"/>
-      <w:r>
-        <w:rPr>
-          <w:b/>
-          <w:bCs/>
-          <w:sz w:val="32"/>
-          <w:szCs w:val="32"/>
-        </w:rPr>
-        <w:t>project_root</w:t>
-      </w:r>
-      <w:proofErr w:type="spellEnd"/>
-      <w:r>
-        <w:rPr>
-          <w:b/>
-          <w:bCs/>
-          <w:sz w:val="32"/>
-          <w:szCs w:val="32"/>
-        </w:rPr>
-        <w:t>\</w:t>
-      </w:r>
-      <w:proofErr w:type="spellStart"/>
-      <w:r>
-        <w:rPr>
-          <w:b/>
-          <w:bCs/>
-          <w:sz w:val="32"/>
-          <w:szCs w:val="32"/>
-        </w:rPr>
-        <w:t>pubsec.yaml</w:t>
-      </w:r>
-      <w:proofErr w:type="spellEnd"/>
+      <w:r>
+        <w:rPr>
+          <w:b/>
+          <w:bCs/>
+          <w:sz w:val="32"/>
+          <w:szCs w:val="32"/>
+        </w:rPr>
+        <w:t>project_root\pubsec.yaml</w:t>
+      </w:r>
       <w:r>
         <w:rPr>
           <w:sz w:val="32"/>
@@ -2546,7 +2090,6 @@
         </w:rPr>
         <w:t xml:space="preserve"> field uses </w:t>
       </w:r>
-      <w:proofErr w:type="spellStart"/>
       <w:r>
         <w:rPr>
           <w:b/>
@@ -2556,41 +2099,28 @@
         </w:rPr>
         <w:t>snake_case</w:t>
       </w:r>
-      <w:proofErr w:type="spellEnd"/>
-    </w:p>
-    <w:p>
-      <w:pPr>
-        <w:jc w:val="both"/>
-        <w:rPr>
-          <w:b/>
-          <w:bCs/>
-          <w:color w:val="D86DCB" w:themeColor="accent5" w:themeTint="99"/>
-          <w:sz w:val="32"/>
-          <w:szCs w:val="32"/>
-        </w:rPr>
-      </w:pPr>
-      <w:r>
-        <w:rPr>
-          <w:b/>
-          <w:bCs/>
-          <w:color w:val="D86DCB" w:themeColor="accent5" w:themeTint="99"/>
-          <w:sz w:val="32"/>
-          <w:szCs w:val="32"/>
-        </w:rPr>
-        <w:t xml:space="preserve">name: </w:t>
-      </w:r>
-      <w:proofErr w:type="spellStart"/>
-      <w:r>
-        <w:rPr>
-          <w:b/>
-          <w:bCs/>
-          <w:color w:val="D86DCB" w:themeColor="accent5" w:themeTint="99"/>
-          <w:sz w:val="32"/>
-          <w:szCs w:val="32"/>
-        </w:rPr>
-        <w:t>Nazmul_portfolio</w:t>
-      </w:r>
-      <w:proofErr w:type="spellEnd"/>
+    </w:p>
+    <w:p>
+      <w:pPr>
+        <w:jc w:val="both"/>
+        <w:rPr>
+          <w:b/>
+          <w:bCs/>
+          <w:color w:val="D86DCB" w:themeColor="accent5" w:themeTint="99"/>
+          <w:sz w:val="32"/>
+          <w:szCs w:val="32"/>
+        </w:rPr>
+      </w:pPr>
+      <w:r>
+        <w:rPr>
+          <w:b/>
+          <w:bCs/>
+          <w:color w:val="D86DCB" w:themeColor="accent5" w:themeTint="99"/>
+          <w:sz w:val="32"/>
+          <w:szCs w:val="32"/>
+        </w:rPr>
+        <w:t>name: Nazmul_portfolio</w:t>
+      </w:r>
       <w:r>
         <w:rPr>
           <w:b/>
@@ -2656,25 +2186,14 @@
         </w:rPr>
         <w:t xml:space="preserve">, </w:t>
       </w:r>
-      <w:proofErr w:type="spellStart"/>
-      <w:r>
-        <w:rPr>
-          <w:b/>
-          <w:bCs/>
-          <w:sz w:val="32"/>
-          <w:szCs w:val="32"/>
-        </w:rPr>
-        <w:t>MaterialApp</w:t>
-      </w:r>
-      <w:proofErr w:type="spellEnd"/>
-      <w:r>
-        <w:rPr>
-          <w:b/>
-          <w:bCs/>
-          <w:sz w:val="32"/>
-          <w:szCs w:val="32"/>
-        </w:rPr>
-        <w:t>()</w:t>
+      <w:r>
+        <w:rPr>
+          <w:b/>
+          <w:bCs/>
+          <w:sz w:val="32"/>
+          <w:szCs w:val="32"/>
+        </w:rPr>
+        <w:t>MaterialApp()</w:t>
       </w:r>
       <w:r>
         <w:rPr>
@@ -2840,46 +2359,14 @@
           <w:sz w:val="32"/>
           <w:szCs w:val="32"/>
         </w:rPr>
-        <w:t xml:space="preserve"># Then in the </w:t>
-      </w:r>
-      <w:proofErr w:type="spellStart"/>
-      <w:r>
-        <w:rPr>
-          <w:sz w:val="32"/>
-          <w:szCs w:val="32"/>
-        </w:rPr>
-        <w:t>project_root’s</w:t>
-      </w:r>
-      <w:proofErr w:type="spellEnd"/>
-      <w:r>
-        <w:rPr>
-          <w:sz w:val="32"/>
-          <w:szCs w:val="32"/>
-        </w:rPr>
-        <w:t xml:space="preserve"> terminal run</w:t>
-      </w:r>
-      <w:r>
-        <w:rPr>
-          <w:sz w:val="32"/>
-          <w:szCs w:val="32"/>
-        </w:rPr>
-        <w:t xml:space="preserve"> (targets </w:t>
-      </w:r>
-      <w:proofErr w:type="spellStart"/>
-      <w:r>
-        <w:rPr>
-          <w:sz w:val="32"/>
-          <w:szCs w:val="32"/>
-        </w:rPr>
-        <w:t>android,iOS</w:t>
-      </w:r>
-      <w:proofErr w:type="spellEnd"/>
-      <w:r>
-        <w:rPr>
-          <w:sz w:val="32"/>
-          <w:szCs w:val="32"/>
-        </w:rPr>
-        <w:t>)</w:t>
+        <w:t># Then in the project_root’s terminal run</w:t>
+      </w:r>
+      <w:r>
+        <w:rPr>
+          <w:sz w:val="32"/>
+          <w:szCs w:val="32"/>
+        </w:rPr>
+        <w:t xml:space="preserve"> (targets android,iOS)</w:t>
       </w:r>
     </w:p>
     <w:p>
@@ -2901,42 +2388,8 @@
           <w:sz w:val="32"/>
           <w:szCs w:val="32"/>
         </w:rPr>
-        <w:t xml:space="preserve">rename </w:t>
-      </w:r>
-      <w:proofErr w:type="spellStart"/>
-      <w:r>
-        <w:rPr>
-          <w:b/>
-          <w:bCs/>
-          <w:color w:val="60CAF3" w:themeColor="accent4" w:themeTint="99"/>
-          <w:sz w:val="32"/>
-          <w:szCs w:val="32"/>
-        </w:rPr>
-        <w:t>setBundleId</w:t>
-      </w:r>
-      <w:proofErr w:type="spellEnd"/>
-      <w:r>
-        <w:rPr>
-          <w:b/>
-          <w:bCs/>
-          <w:color w:val="60CAF3" w:themeColor="accent4" w:themeTint="99"/>
-          <w:sz w:val="32"/>
-          <w:szCs w:val="32"/>
-        </w:rPr>
-        <w:t xml:space="preserve"> </w:t>
-      </w:r>
-      <w:proofErr w:type="spellStart"/>
-      <w:r>
-        <w:rPr>
-          <w:b/>
-          <w:bCs/>
-          <w:color w:val="60CAF3" w:themeColor="accent4" w:themeTint="99"/>
-          <w:sz w:val="32"/>
-          <w:szCs w:val="32"/>
-        </w:rPr>
-        <w:t>com.nazmul.todoapp</w:t>
-      </w:r>
-      <w:proofErr w:type="spellEnd"/>
+        <w:t>rename setBundleId com.nazmul.todoapp</w:t>
+      </w:r>
     </w:p>
     <w:p>
       <w:pPr>
@@ -3168,37 +2621,15 @@
         </w:rPr>
         <w:t xml:space="preserve">block of </w:t>
       </w:r>
-      <w:proofErr w:type="spellStart"/>
-      <w:r>
-        <w:rPr>
-          <w:b/>
-          <w:bCs/>
-          <w:sz w:val="32"/>
-          <w:szCs w:val="32"/>
-        </w:rPr>
-        <w:t>project_root</w:t>
-      </w:r>
-      <w:proofErr w:type="spellEnd"/>
-      <w:r>
-        <w:rPr>
-          <w:b/>
-          <w:bCs/>
-          <w:sz w:val="32"/>
-          <w:szCs w:val="32"/>
-        </w:rPr>
-        <w:t>/android/app/</w:t>
-      </w:r>
-      <w:proofErr w:type="spellStart"/>
-      <w:r>
-        <w:rPr>
-          <w:b/>
-          <w:bCs/>
-          <w:sz w:val="32"/>
-          <w:szCs w:val="32"/>
-        </w:rPr>
-        <w:t>build.gradle.kts</w:t>
-      </w:r>
-      <w:proofErr w:type="spellEnd"/>
+      <w:r>
+        <w:rPr>
+          <w:b/>
+          <w:bCs/>
+          <w:sz w:val="32"/>
+          <w:szCs w:val="32"/>
+        </w:rPr>
+        <w:t>project_root/android/app/build.gradle.kts</w:t>
+      </w:r>
       <w:r>
         <w:rPr>
           <w:sz w:val="32"/>
@@ -3264,73 +2695,29 @@
           <w:sz w:val="32"/>
           <w:szCs w:val="32"/>
         </w:rPr>
-        <w:t xml:space="preserve">    id("</w:t>
-      </w:r>
-      <w:proofErr w:type="spellStart"/>
-      <w:r>
-        <w:rPr>
-          <w:b/>
-          <w:bCs/>
-          <w:color w:val="D86DCB" w:themeColor="accent5" w:themeTint="99"/>
-          <w:sz w:val="32"/>
-          <w:szCs w:val="32"/>
-        </w:rPr>
-        <w:t>com.android.application</w:t>
-      </w:r>
-      <w:proofErr w:type="spellEnd"/>
-      <w:r>
-        <w:rPr>
-          <w:b/>
-          <w:bCs/>
-          <w:color w:val="D86DCB" w:themeColor="accent5" w:themeTint="99"/>
-          <w:sz w:val="32"/>
-          <w:szCs w:val="32"/>
-        </w:rPr>
-        <w:t>")</w:t>
-      </w:r>
-    </w:p>
-    <w:p>
-      <w:pPr>
-        <w:jc w:val="both"/>
-        <w:rPr>
-          <w:b/>
-          <w:bCs/>
-          <w:color w:val="D86DCB" w:themeColor="accent5" w:themeTint="99"/>
-          <w:sz w:val="32"/>
-          <w:szCs w:val="32"/>
-        </w:rPr>
-      </w:pPr>
-      <w:r>
-        <w:rPr>
-          <w:b/>
-          <w:bCs/>
-          <w:color w:val="D86DCB" w:themeColor="accent5" w:themeTint="99"/>
-          <w:sz w:val="32"/>
-          <w:szCs w:val="32"/>
-        </w:rPr>
-        <w:t xml:space="preserve">    id("</w:t>
-      </w:r>
-      <w:proofErr w:type="spellStart"/>
-      <w:r>
-        <w:rPr>
-          <w:b/>
-          <w:bCs/>
-          <w:color w:val="D86DCB" w:themeColor="accent5" w:themeTint="99"/>
-          <w:sz w:val="32"/>
-          <w:szCs w:val="32"/>
-        </w:rPr>
-        <w:t>kotlin</w:t>
-      </w:r>
-      <w:proofErr w:type="spellEnd"/>
-      <w:r>
-        <w:rPr>
-          <w:b/>
-          <w:bCs/>
-          <w:color w:val="D86DCB" w:themeColor="accent5" w:themeTint="99"/>
-          <w:sz w:val="32"/>
-          <w:szCs w:val="32"/>
-        </w:rPr>
-        <w:t>-android")</w:t>
+        <w:t xml:space="preserve">    id("com.android.application")</w:t>
+      </w:r>
+    </w:p>
+    <w:p>
+      <w:pPr>
+        <w:jc w:val="both"/>
+        <w:rPr>
+          <w:b/>
+          <w:bCs/>
+          <w:color w:val="D86DCB" w:themeColor="accent5" w:themeTint="99"/>
+          <w:sz w:val="32"/>
+          <w:szCs w:val="32"/>
+        </w:rPr>
+      </w:pPr>
+      <w:r>
+        <w:rPr>
+          <w:b/>
+          <w:bCs/>
+          <w:color w:val="D86DCB" w:themeColor="accent5" w:themeTint="99"/>
+          <w:sz w:val="32"/>
+          <w:szCs w:val="32"/>
+        </w:rPr>
+        <w:t xml:space="preserve">    id("kotlin-android")</w:t>
       </w:r>
     </w:p>
     <w:p>
@@ -3374,51 +2761,7 @@
           <w:sz w:val="32"/>
           <w:szCs w:val="32"/>
         </w:rPr>
-        <w:t xml:space="preserve">    id("</w:t>
-      </w:r>
-      <w:proofErr w:type="spellStart"/>
-      <w:r>
-        <w:rPr>
-          <w:b/>
-          <w:bCs/>
-          <w:color w:val="D86DCB" w:themeColor="accent5" w:themeTint="99"/>
-          <w:sz w:val="32"/>
-          <w:szCs w:val="32"/>
-        </w:rPr>
-        <w:t>dev.flutter.flutter</w:t>
-      </w:r>
-      <w:proofErr w:type="spellEnd"/>
-      <w:r>
-        <w:rPr>
-          <w:b/>
-          <w:bCs/>
-          <w:color w:val="D86DCB" w:themeColor="accent5" w:themeTint="99"/>
-          <w:sz w:val="32"/>
-          <w:szCs w:val="32"/>
-        </w:rPr>
-        <w:t>-</w:t>
-      </w:r>
-      <w:proofErr w:type="spellStart"/>
-      <w:r>
-        <w:rPr>
-          <w:b/>
-          <w:bCs/>
-          <w:color w:val="D86DCB" w:themeColor="accent5" w:themeTint="99"/>
-          <w:sz w:val="32"/>
-          <w:szCs w:val="32"/>
-        </w:rPr>
-        <w:t>gradle</w:t>
-      </w:r>
-      <w:proofErr w:type="spellEnd"/>
-      <w:r>
-        <w:rPr>
-          <w:b/>
-          <w:bCs/>
-          <w:color w:val="D86DCB" w:themeColor="accent5" w:themeTint="99"/>
-          <w:sz w:val="32"/>
-          <w:szCs w:val="32"/>
-        </w:rPr>
-        <w:t>-plugin")</w:t>
+        <w:t xml:space="preserve">    id("dev.flutter.flutter-gradle-plugin")</w:t>
       </w:r>
     </w:p>
     <w:p>
@@ -3480,7 +2823,6 @@
         </w:rPr>
         <w:t xml:space="preserve"># Use this command in the </w:t>
       </w:r>
-      <w:proofErr w:type="spellStart"/>
       <w:r>
         <w:rPr>
           <w:b/>
@@ -3513,15 +2855,7 @@
           <w:sz w:val="32"/>
           <w:szCs w:val="32"/>
         </w:rPr>
-        <w:t>’s</w:t>
-      </w:r>
-      <w:proofErr w:type="spellEnd"/>
-      <w:r>
-        <w:rPr>
-          <w:sz w:val="32"/>
-          <w:szCs w:val="32"/>
-        </w:rPr>
-        <w:t xml:space="preserve"> terminal to set the app name</w:t>
+        <w:t>’s terminal to set the app name</w:t>
       </w:r>
       <w:r>
         <w:rPr>
@@ -3550,9 +2884,8 @@
           <w:sz w:val="32"/>
           <w:szCs w:val="32"/>
         </w:rPr>
-        <w:t xml:space="preserve">rename </w:t>
-      </w:r>
-      <w:proofErr w:type="spellStart"/>
+        <w:t xml:space="preserve">rename setAppName </w:t>
+      </w:r>
       <w:r>
         <w:rPr>
           <w:b/>
@@ -3561,9 +2894,8 @@
           <w:sz w:val="32"/>
           <w:szCs w:val="32"/>
         </w:rPr>
-        <w:t>setAppName</w:t>
-      </w:r>
-      <w:proofErr w:type="spellEnd"/>
+        <w:t>“</w:t>
+      </w:r>
       <w:r>
         <w:rPr>
           <w:b/>
@@ -3572,7 +2904,7 @@
           <w:sz w:val="32"/>
           <w:szCs w:val="32"/>
         </w:rPr>
-        <w:t xml:space="preserve"> </w:t>
+        <w:t>new_app_name</w:t>
       </w:r>
       <w:r>
         <w:rPr>
@@ -3582,28 +2914,6 @@
           <w:sz w:val="32"/>
           <w:szCs w:val="32"/>
         </w:rPr>
-        <w:t>“</w:t>
-      </w:r>
-      <w:proofErr w:type="spellStart"/>
-      <w:r>
-        <w:rPr>
-          <w:b/>
-          <w:bCs/>
-          <w:color w:val="60CAF3" w:themeColor="accent4" w:themeTint="99"/>
-          <w:sz w:val="32"/>
-          <w:szCs w:val="32"/>
-        </w:rPr>
-        <w:t>new_app_name</w:t>
-      </w:r>
-      <w:proofErr w:type="spellEnd"/>
-      <w:r>
-        <w:rPr>
-          <w:b/>
-          <w:bCs/>
-          <w:color w:val="60CAF3" w:themeColor="accent4" w:themeTint="99"/>
-          <w:sz w:val="32"/>
-          <w:szCs w:val="32"/>
-        </w:rPr>
         <w:t>”</w:t>
       </w:r>
     </w:p>
@@ -3675,39 +2985,8 @@
           <w:sz w:val="32"/>
           <w:szCs w:val="32"/>
         </w:rPr>
-        <w:t xml:space="preserve"> </w:t>
-      </w:r>
-      <w:proofErr w:type="spellStart"/>
-      <w:r>
-        <w:rPr>
-          <w:b/>
-          <w:bCs/>
-          <w:sz w:val="32"/>
-          <w:szCs w:val="32"/>
-        </w:rPr>
-        <w:t>project_root</w:t>
-      </w:r>
-      <w:proofErr w:type="spellEnd"/>
-      <w:r>
-        <w:rPr>
-          <w:b/>
-          <w:bCs/>
-          <w:sz w:val="32"/>
-          <w:szCs w:val="32"/>
-        </w:rPr>
-        <w:t>/android/app/</w:t>
-      </w:r>
-      <w:proofErr w:type="spellStart"/>
-      <w:r>
-        <w:rPr>
-          <w:b/>
-          <w:bCs/>
-          <w:sz w:val="32"/>
-          <w:szCs w:val="32"/>
-        </w:rPr>
-        <w:t>build.gradle</w:t>
-      </w:r>
-      <w:proofErr w:type="spellEnd"/>
+        <w:t xml:space="preserve"> project_root/android/app/build.gradle</w:t>
+      </w:r>
       <w:r>
         <w:rPr>
           <w:sz w:val="32"/>
@@ -3749,93 +3028,37 @@
           <w:szCs w:val="32"/>
         </w:rPr>
       </w:pPr>
-      <w:proofErr w:type="spellStart"/>
-      <w:r>
-        <w:rPr>
-          <w:b/>
-          <w:bCs/>
-          <w:color w:val="D86DCB" w:themeColor="accent5" w:themeTint="99"/>
-          <w:sz w:val="32"/>
-          <w:szCs w:val="32"/>
-        </w:rPr>
-        <w:t>defaultConfig</w:t>
-      </w:r>
-      <w:proofErr w:type="spellEnd"/>
-      <w:r>
-        <w:rPr>
-          <w:b/>
-          <w:bCs/>
-          <w:color w:val="D86DCB" w:themeColor="accent5" w:themeTint="99"/>
-          <w:sz w:val="32"/>
-          <w:szCs w:val="32"/>
-        </w:rPr>
-        <w:t xml:space="preserve"> {</w:t>
-      </w:r>
-    </w:p>
-    <w:p>
-      <w:pPr>
-        <w:jc w:val="both"/>
-        <w:rPr>
-          <w:b/>
-          <w:bCs/>
-          <w:color w:val="D86DCB" w:themeColor="accent5" w:themeTint="99"/>
-          <w:sz w:val="32"/>
-          <w:szCs w:val="32"/>
-        </w:rPr>
-      </w:pPr>
-      <w:r>
-        <w:rPr>
-          <w:b/>
-          <w:bCs/>
-          <w:color w:val="D86DCB" w:themeColor="accent5" w:themeTint="99"/>
-          <w:sz w:val="32"/>
-          <w:szCs w:val="32"/>
-        </w:rPr>
-        <w:t xml:space="preserve">    </w:t>
-      </w:r>
-      <w:proofErr w:type="spellStart"/>
-      <w:r>
-        <w:rPr>
-          <w:b/>
-          <w:bCs/>
-          <w:color w:val="D86DCB" w:themeColor="accent5" w:themeTint="99"/>
-          <w:sz w:val="32"/>
-          <w:szCs w:val="32"/>
-        </w:rPr>
-        <w:t>applicationId</w:t>
-      </w:r>
-      <w:proofErr w:type="spellEnd"/>
-      <w:r>
-        <w:rPr>
-          <w:b/>
-          <w:bCs/>
-          <w:color w:val="D86DCB" w:themeColor="accent5" w:themeTint="99"/>
-          <w:sz w:val="32"/>
-          <w:szCs w:val="32"/>
-        </w:rPr>
-        <w:t xml:space="preserve"> "</w:t>
-      </w:r>
-      <w:proofErr w:type="spellStart"/>
-      <w:r>
-        <w:rPr>
-          <w:b/>
-          <w:bCs/>
-          <w:color w:val="D86DCB" w:themeColor="accent5" w:themeTint="99"/>
-          <w:sz w:val="32"/>
-          <w:szCs w:val="32"/>
-        </w:rPr>
-        <w:t>com.example.myapp</w:t>
-      </w:r>
-      <w:proofErr w:type="spellEnd"/>
-      <w:r>
-        <w:rPr>
-          <w:b/>
-          <w:bCs/>
-          <w:color w:val="D86DCB" w:themeColor="accent5" w:themeTint="99"/>
-          <w:sz w:val="32"/>
-          <w:szCs w:val="32"/>
-        </w:rPr>
-        <w:t>"</w:t>
+      <w:r>
+        <w:rPr>
+          <w:b/>
+          <w:bCs/>
+          <w:color w:val="D86DCB" w:themeColor="accent5" w:themeTint="99"/>
+          <w:sz w:val="32"/>
+          <w:szCs w:val="32"/>
+        </w:rPr>
+        <w:t>defaultConfig {</w:t>
+      </w:r>
+    </w:p>
+    <w:p>
+      <w:pPr>
+        <w:jc w:val="both"/>
+        <w:rPr>
+          <w:b/>
+          <w:bCs/>
+          <w:color w:val="D86DCB" w:themeColor="accent5" w:themeTint="99"/>
+          <w:sz w:val="32"/>
+          <w:szCs w:val="32"/>
+        </w:rPr>
+      </w:pPr>
+      <w:r>
+        <w:rPr>
+          <w:b/>
+          <w:bCs/>
+          <w:color w:val="D86DCB" w:themeColor="accent5" w:themeTint="99"/>
+          <w:sz w:val="32"/>
+          <w:szCs w:val="32"/>
+        </w:rPr>
+        <w:t xml:space="preserve">    applicationId "com.example.myapp"</w:t>
       </w:r>
     </w:p>
     <w:p>
@@ -3888,363 +3111,628 @@
           <w:szCs w:val="32"/>
         </w:rPr>
       </w:pPr>
-      <w:proofErr w:type="spellStart"/>
-      <w:r>
-        <w:rPr>
-          <w:b/>
-          <w:bCs/>
-          <w:color w:val="D86DCB" w:themeColor="accent5" w:themeTint="99"/>
-          <w:sz w:val="32"/>
-          <w:szCs w:val="32"/>
-        </w:rPr>
-        <w:t>defaultConfig</w:t>
-      </w:r>
-      <w:proofErr w:type="spellEnd"/>
-      <w:r>
-        <w:rPr>
-          <w:b/>
-          <w:bCs/>
-          <w:color w:val="D86DCB" w:themeColor="accent5" w:themeTint="99"/>
-          <w:sz w:val="32"/>
-          <w:szCs w:val="32"/>
-        </w:rPr>
-        <w:t xml:space="preserve"> {</w:t>
-      </w:r>
-    </w:p>
-    <w:p>
-      <w:pPr>
-        <w:jc w:val="both"/>
-        <w:rPr>
-          <w:b/>
-          <w:bCs/>
-          <w:color w:val="D86DCB" w:themeColor="accent5" w:themeTint="99"/>
-          <w:sz w:val="32"/>
-          <w:szCs w:val="32"/>
-        </w:rPr>
-      </w:pPr>
-      <w:r>
-        <w:rPr>
-          <w:b/>
-          <w:bCs/>
-          <w:color w:val="D86DCB" w:themeColor="accent5" w:themeTint="99"/>
-          <w:sz w:val="32"/>
-          <w:szCs w:val="32"/>
-        </w:rPr>
-        <w:t xml:space="preserve">    </w:t>
-      </w:r>
-      <w:proofErr w:type="spellStart"/>
-      <w:r>
-        <w:rPr>
-          <w:b/>
-          <w:bCs/>
-          <w:color w:val="D86DCB" w:themeColor="accent5" w:themeTint="99"/>
-          <w:sz w:val="32"/>
-          <w:szCs w:val="32"/>
-        </w:rPr>
-        <w:t>applicationId</w:t>
-      </w:r>
-      <w:proofErr w:type="spellEnd"/>
-      <w:r>
-        <w:rPr>
-          <w:b/>
-          <w:bCs/>
-          <w:color w:val="D86DCB" w:themeColor="accent5" w:themeTint="99"/>
-          <w:sz w:val="32"/>
-          <w:szCs w:val="32"/>
-        </w:rPr>
-        <w:t xml:space="preserve"> "</w:t>
-      </w:r>
-      <w:proofErr w:type="spellStart"/>
-      <w:r>
-        <w:rPr>
-          <w:b/>
-          <w:bCs/>
-          <w:color w:val="D86DCB" w:themeColor="accent5" w:themeTint="99"/>
+      <w:r>
+        <w:rPr>
+          <w:b/>
+          <w:bCs/>
+          <w:color w:val="D86DCB" w:themeColor="accent5" w:themeTint="99"/>
+          <w:sz w:val="32"/>
+          <w:szCs w:val="32"/>
+        </w:rPr>
+        <w:t>defaultConfig {</w:t>
+      </w:r>
+    </w:p>
+    <w:p>
+      <w:pPr>
+        <w:jc w:val="both"/>
+        <w:rPr>
+          <w:b/>
+          <w:bCs/>
+          <w:color w:val="D86DCB" w:themeColor="accent5" w:themeTint="99"/>
+          <w:sz w:val="32"/>
+          <w:szCs w:val="32"/>
+        </w:rPr>
+      </w:pPr>
+      <w:r>
+        <w:rPr>
+          <w:b/>
+          <w:bCs/>
+          <w:color w:val="D86DCB" w:themeColor="accent5" w:themeTint="99"/>
+          <w:sz w:val="32"/>
+          <w:szCs w:val="32"/>
+        </w:rPr>
+        <w:t xml:space="preserve">    applicationId "com.nazmul.todoapp"</w:t>
+      </w:r>
+    </w:p>
+    <w:p>
+      <w:pPr>
+        <w:jc w:val="both"/>
+        <w:rPr>
+          <w:sz w:val="32"/>
+          <w:szCs w:val="32"/>
+        </w:rPr>
+      </w:pPr>
+      <w:r>
+        <w:rPr>
+          <w:sz w:val="32"/>
+          <w:szCs w:val="32"/>
+        </w:rPr>
+        <w:t># This is the REAL Android App ID.</w:t>
+      </w:r>
+    </w:p>
+    <w:p>
+      <w:pPr>
+        <w:jc w:val="both"/>
+        <w:rPr>
+          <w:sz w:val="32"/>
+          <w:szCs w:val="32"/>
+        </w:rPr>
+      </w:pPr>
+    </w:p>
+    <w:p>
+      <w:pPr>
+        <w:jc w:val="both"/>
+        <w:rPr>
+          <w:sz w:val="32"/>
+          <w:szCs w:val="32"/>
+        </w:rPr>
+      </w:pPr>
+      <w:r>
+        <w:rPr>
+          <w:sz w:val="32"/>
+          <w:szCs w:val="32"/>
+        </w:rPr>
+        <w:t># Step-2, change package folder structure</w:t>
+      </w:r>
+      <w:r>
+        <w:rPr>
+          <w:sz w:val="32"/>
+          <w:szCs w:val="32"/>
+        </w:rPr>
+        <w:t xml:space="preserve">. Now go to </w:t>
+      </w:r>
+      <w:r>
+        <w:rPr>
+          <w:b/>
+          <w:bCs/>
+          <w:sz w:val="32"/>
+          <w:szCs w:val="32"/>
+        </w:rPr>
+        <w:t>android/app/src/main/kotlin/</w:t>
+      </w:r>
+    </w:p>
+    <w:p>
+      <w:pPr>
+        <w:jc w:val="both"/>
+        <w:rPr>
+          <w:sz w:val="32"/>
+          <w:szCs w:val="32"/>
+        </w:rPr>
+      </w:pPr>
+      <w:r>
+        <w:rPr>
+          <w:sz w:val="32"/>
+          <w:szCs w:val="32"/>
+        </w:rPr>
+        <w:t># We’ll see something like:</w:t>
+      </w:r>
+    </w:p>
+    <w:p>
+      <w:pPr>
+        <w:jc w:val="both"/>
+        <w:rPr>
+          <w:b/>
+          <w:bCs/>
+          <w:sz w:val="32"/>
+          <w:szCs w:val="32"/>
+        </w:rPr>
+      </w:pPr>
+      <w:r>
+        <w:rPr>
+          <w:b/>
+          <w:bCs/>
+          <w:sz w:val="32"/>
+          <w:szCs w:val="32"/>
+        </w:rPr>
+        <w:t>com/example/myapp/MainActivity.kt</w:t>
+      </w:r>
+    </w:p>
+    <w:p>
+      <w:pPr>
+        <w:jc w:val="both"/>
+        <w:rPr>
+          <w:sz w:val="32"/>
+          <w:szCs w:val="32"/>
+        </w:rPr>
+      </w:pPr>
+      <w:r>
+        <w:rPr>
+          <w:sz w:val="32"/>
+          <w:szCs w:val="32"/>
+        </w:rPr>
+        <w:t># We must rename folders to match new package:</w:t>
+      </w:r>
+    </w:p>
+    <w:p>
+      <w:pPr>
+        <w:jc w:val="both"/>
+        <w:rPr>
+          <w:b/>
+          <w:bCs/>
+          <w:sz w:val="32"/>
+          <w:szCs w:val="32"/>
+        </w:rPr>
+      </w:pPr>
+      <w:r>
+        <w:rPr>
+          <w:b/>
+          <w:bCs/>
+          <w:sz w:val="32"/>
+          <w:szCs w:val="32"/>
+        </w:rPr>
+        <w:t>com/nazmul/todoapp/MainActivity.kt</w:t>
+      </w:r>
+    </w:p>
+    <w:p>
+      <w:pPr>
+        <w:jc w:val="both"/>
+        <w:rPr>
+          <w:sz w:val="32"/>
+          <w:szCs w:val="32"/>
+        </w:rPr>
+      </w:pPr>
+      <w:r>
+        <w:rPr>
+          <w:sz w:val="32"/>
+          <w:szCs w:val="32"/>
+        </w:rPr>
+        <w:t># Right click folder</w:t>
+      </w:r>
+      <w:r>
+        <w:rPr>
+          <w:sz w:val="32"/>
+          <w:szCs w:val="32"/>
+        </w:rPr>
+        <w:t xml:space="preserve"> </w:t>
+      </w:r>
+      <w:r>
+        <w:rPr>
+          <w:sz w:val="32"/>
+          <w:szCs w:val="32"/>
+        </w:rPr>
+        <w:sym w:font="Wingdings" w:char="F0E0"/>
+      </w:r>
+      <w:r>
+        <w:rPr>
+          <w:sz w:val="32"/>
+          <w:szCs w:val="32"/>
+        </w:rPr>
+        <w:t xml:space="preserve"> R</w:t>
+      </w:r>
+      <w:r>
+        <w:rPr>
+          <w:sz w:val="32"/>
+          <w:szCs w:val="32"/>
+        </w:rPr>
+        <w:t>efactor</w:t>
+      </w:r>
+      <w:r>
+        <w:rPr>
+          <w:sz w:val="32"/>
+          <w:szCs w:val="32"/>
+        </w:rPr>
+        <w:t xml:space="preserve"> </w:t>
+      </w:r>
+      <w:r>
+        <w:rPr>
+          <w:sz w:val="32"/>
+          <w:szCs w:val="32"/>
+        </w:rPr>
+        <w:sym w:font="Wingdings" w:char="F0E0"/>
+      </w:r>
+      <w:r>
+        <w:rPr>
+          <w:sz w:val="32"/>
+          <w:szCs w:val="32"/>
+        </w:rPr>
+        <w:t xml:space="preserve"> Rename or manually create new structure and move file.</w:t>
+      </w:r>
+    </w:p>
+    <w:p>
+      <w:pPr>
+        <w:jc w:val="both"/>
+        <w:rPr>
+          <w:sz w:val="32"/>
+          <w:szCs w:val="32"/>
+        </w:rPr>
+      </w:pPr>
+    </w:p>
+    <w:p>
+      <w:pPr>
+        <w:jc w:val="both"/>
+        <w:rPr>
+          <w:sz w:val="32"/>
+          <w:szCs w:val="32"/>
+        </w:rPr>
+      </w:pPr>
+      <w:r>
+        <w:rPr>
+          <w:sz w:val="32"/>
+          <w:szCs w:val="32"/>
+        </w:rPr>
+        <w:t># Step-3,</w:t>
+      </w:r>
+      <w:r>
+        <w:rPr>
+          <w:sz w:val="32"/>
+          <w:szCs w:val="32"/>
+        </w:rPr>
+        <w:t xml:space="preserve"> update package inside </w:t>
+      </w:r>
+      <w:r>
+        <w:rPr>
+          <w:b/>
+          <w:bCs/>
+          <w:sz w:val="32"/>
+          <w:szCs w:val="32"/>
+        </w:rPr>
+        <w:t>MainActivity.kt</w:t>
+      </w:r>
+    </w:p>
+    <w:p>
+      <w:pPr>
+        <w:jc w:val="both"/>
+        <w:rPr>
+          <w:sz w:val="32"/>
+          <w:szCs w:val="32"/>
+        </w:rPr>
+      </w:pPr>
+      <w:r>
+        <w:rPr>
+          <w:sz w:val="32"/>
+          <w:szCs w:val="32"/>
+        </w:rPr>
+        <w:t># Old:</w:t>
+      </w:r>
+    </w:p>
+    <w:p>
+      <w:pPr>
+        <w:jc w:val="both"/>
+        <w:rPr>
+          <w:b/>
+          <w:bCs/>
+          <w:color w:val="D86DCB" w:themeColor="accent5" w:themeTint="99"/>
+          <w:sz w:val="32"/>
+          <w:szCs w:val="32"/>
+        </w:rPr>
+      </w:pPr>
+      <w:r>
+        <w:rPr>
+          <w:b/>
+          <w:bCs/>
+          <w:color w:val="D86DCB" w:themeColor="accent5" w:themeTint="99"/>
+          <w:sz w:val="32"/>
+          <w:szCs w:val="32"/>
+        </w:rPr>
+        <w:t>package com.example.myapp</w:t>
+      </w:r>
+    </w:p>
+    <w:p>
+      <w:pPr>
+        <w:jc w:val="both"/>
+        <w:rPr>
+          <w:sz w:val="32"/>
+          <w:szCs w:val="32"/>
+        </w:rPr>
+      </w:pPr>
+      <w:r>
+        <w:rPr>
+          <w:sz w:val="32"/>
+          <w:szCs w:val="32"/>
+        </w:rPr>
+        <w:t># New:</w:t>
+      </w:r>
+    </w:p>
+    <w:p>
+      <w:pPr>
+        <w:jc w:val="both"/>
+        <w:rPr>
+          <w:b/>
+          <w:bCs/>
+          <w:color w:val="D86DCB" w:themeColor="accent5" w:themeTint="99"/>
+          <w:sz w:val="32"/>
+          <w:szCs w:val="32"/>
+        </w:rPr>
+      </w:pPr>
+      <w:r>
+        <w:rPr>
+          <w:b/>
+          <w:bCs/>
+          <w:color w:val="D86DCB" w:themeColor="accent5" w:themeTint="99"/>
+          <w:sz w:val="32"/>
+          <w:szCs w:val="32"/>
+        </w:rPr>
+        <w:t>package com.nazmul.todoapp</w:t>
+      </w:r>
+    </w:p>
+    <w:p>
+      <w:pPr>
+        <w:jc w:val="both"/>
+        <w:rPr>
+          <w:sz w:val="32"/>
+          <w:szCs w:val="32"/>
+        </w:rPr>
+      </w:pPr>
+      <w:r>
+        <w:rPr>
+          <w:sz w:val="32"/>
+          <w:szCs w:val="32"/>
+        </w:rPr>
+        <w:t xml:space="preserve"># If this doesn’t match </w:t>
+      </w:r>
+      <w:r>
+        <w:rPr>
+          <w:sz w:val="32"/>
+          <w:szCs w:val="32"/>
+        </w:rPr>
+        <w:sym w:font="Wingdings" w:char="F0E0"/>
+      </w:r>
+      <w:r>
+        <w:rPr>
+          <w:sz w:val="32"/>
+          <w:szCs w:val="32"/>
+        </w:rPr>
+        <w:t xml:space="preserve"> app will crash</w:t>
+      </w:r>
+    </w:p>
+    <w:p>
+      <w:pPr>
+        <w:jc w:val="both"/>
+        <w:rPr>
+          <w:sz w:val="32"/>
+          <w:szCs w:val="32"/>
+        </w:rPr>
+      </w:pPr>
+    </w:p>
+    <w:p>
+      <w:pPr>
+        <w:jc w:val="both"/>
+        <w:rPr>
+          <w:sz w:val="32"/>
+          <w:szCs w:val="32"/>
+        </w:rPr>
+      </w:pPr>
+      <w:r>
+        <w:rPr>
+          <w:sz w:val="32"/>
+          <w:szCs w:val="32"/>
+        </w:rPr>
+        <w:t>For iOS:</w:t>
+      </w:r>
+    </w:p>
+    <w:p>
+      <w:pPr>
+        <w:jc w:val="both"/>
+        <w:rPr>
+          <w:sz w:val="32"/>
+          <w:szCs w:val="32"/>
+        </w:rPr>
+      </w:pPr>
+      <w:r>
+        <w:rPr>
+          <w:sz w:val="32"/>
+          <w:szCs w:val="32"/>
+        </w:rPr>
+        <w:t xml:space="preserve"># </w:t>
+      </w:r>
+      <w:r>
+        <w:rPr>
+          <w:sz w:val="32"/>
+          <w:szCs w:val="32"/>
+        </w:rPr>
+        <w:t>Open in Xcode go to:</w:t>
+      </w:r>
+    </w:p>
+    <w:p>
+      <w:pPr>
+        <w:jc w:val="both"/>
+        <w:rPr>
+          <w:b/>
+          <w:bCs/>
+          <w:sz w:val="32"/>
+          <w:szCs w:val="32"/>
+        </w:rPr>
+      </w:pPr>
+      <w:r>
+        <w:rPr>
+          <w:b/>
+          <w:bCs/>
+          <w:sz w:val="32"/>
+          <w:szCs w:val="32"/>
+        </w:rPr>
+        <w:lastRenderedPageBreak/>
+        <w:t>ios/Runner.xcworkspace</w:t>
+      </w:r>
+    </w:p>
+    <w:p>
+      <w:pPr>
+        <w:jc w:val="both"/>
+        <w:rPr>
+          <w:sz w:val="32"/>
+          <w:szCs w:val="32"/>
+        </w:rPr>
+      </w:pPr>
+      <w:r>
+        <w:rPr>
+          <w:sz w:val="32"/>
+          <w:szCs w:val="32"/>
+        </w:rPr>
+        <w:t># Then:</w:t>
+      </w:r>
+    </w:p>
+    <w:p>
+      <w:pPr>
+        <w:jc w:val="both"/>
+        <w:rPr>
+          <w:b/>
+          <w:bCs/>
+          <w:sz w:val="32"/>
+          <w:szCs w:val="32"/>
+        </w:rPr>
+      </w:pPr>
+      <w:r>
+        <w:rPr>
+          <w:b/>
+          <w:bCs/>
+          <w:sz w:val="32"/>
+          <w:szCs w:val="32"/>
+        </w:rPr>
+        <w:t>Runner → General → Identity → Bundle Identifier</w:t>
+      </w:r>
+    </w:p>
+    <w:p>
+      <w:pPr>
+        <w:jc w:val="both"/>
+        <w:rPr>
+          <w:sz w:val="32"/>
+          <w:szCs w:val="32"/>
+        </w:rPr>
+      </w:pPr>
+      <w:r>
+        <w:rPr>
+          <w:sz w:val="32"/>
+          <w:szCs w:val="32"/>
+        </w:rPr>
+        <w:t># Change:</w:t>
+      </w:r>
+    </w:p>
+    <w:p>
+      <w:pPr>
+        <w:jc w:val="both"/>
+        <w:rPr>
+          <w:b/>
+          <w:bCs/>
+          <w:sz w:val="32"/>
+          <w:szCs w:val="32"/>
+        </w:rPr>
+      </w:pPr>
+      <w:r>
+        <w:rPr>
+          <w:b/>
+          <w:bCs/>
+          <w:sz w:val="32"/>
+          <w:szCs w:val="32"/>
+        </w:rPr>
+        <w:t>com.example.myapp</w:t>
+      </w:r>
+    </w:p>
+    <w:p>
+      <w:pPr>
+        <w:jc w:val="both"/>
+        <w:rPr>
+          <w:sz w:val="32"/>
+          <w:szCs w:val="32"/>
+        </w:rPr>
+      </w:pPr>
+      <w:r>
+        <w:rPr>
+          <w:sz w:val="32"/>
+          <w:szCs w:val="32"/>
+        </w:rPr>
+        <w:t># T</w:t>
+      </w:r>
+      <w:r>
+        <w:rPr>
+          <w:sz w:val="32"/>
+          <w:szCs w:val="32"/>
+        </w:rPr>
+        <w:t>o:</w:t>
+      </w:r>
+    </w:p>
+    <w:p>
+      <w:pPr>
+        <w:jc w:val="both"/>
+        <w:rPr>
+          <w:b/>
+          <w:bCs/>
+          <w:sz w:val="32"/>
+          <w:szCs w:val="32"/>
+        </w:rPr>
+      </w:pPr>
+      <w:r>
+        <w:rPr>
+          <w:b/>
+          <w:bCs/>
           <w:sz w:val="32"/>
           <w:szCs w:val="32"/>
         </w:rPr>
         <w:t>com.nazmul.todoapp</w:t>
       </w:r>
-      <w:proofErr w:type="spellEnd"/>
-      <w:r>
-        <w:rPr>
-          <w:b/>
-          <w:bCs/>
-          <w:color w:val="D86DCB" w:themeColor="accent5" w:themeTint="99"/>
-          <w:sz w:val="32"/>
-          <w:szCs w:val="32"/>
-        </w:rPr>
-        <w:t>"</w:t>
-      </w:r>
-    </w:p>
-    <w:p>
-      <w:pPr>
-        <w:jc w:val="both"/>
-        <w:rPr>
-          <w:sz w:val="32"/>
-          <w:szCs w:val="32"/>
-        </w:rPr>
-      </w:pPr>
-      <w:r>
-        <w:rPr>
-          <w:sz w:val="32"/>
-          <w:szCs w:val="32"/>
-        </w:rPr>
-        <w:t># This is the REAL Android App ID.</w:t>
-      </w:r>
-    </w:p>
-    <w:p>
-      <w:pPr>
-        <w:jc w:val="both"/>
-        <w:rPr>
-          <w:sz w:val="32"/>
-          <w:szCs w:val="32"/>
-        </w:rPr>
-      </w:pPr>
-    </w:p>
-    <w:p>
-      <w:pPr>
-        <w:jc w:val="both"/>
-        <w:rPr>
-          <w:sz w:val="32"/>
-          <w:szCs w:val="32"/>
-        </w:rPr>
-      </w:pPr>
-      <w:r>
-        <w:rPr>
-          <w:sz w:val="32"/>
-          <w:szCs w:val="32"/>
-        </w:rPr>
-        <w:t># Step-2, change package folder structure</w:t>
-      </w:r>
-      <w:r>
-        <w:rPr>
-          <w:sz w:val="32"/>
-          <w:szCs w:val="32"/>
-        </w:rPr>
-        <w:t xml:space="preserve">. Now go to </w:t>
-      </w:r>
-      <w:r>
-        <w:rPr>
-          <w:b/>
-          <w:bCs/>
-          <w:sz w:val="32"/>
-          <w:szCs w:val="32"/>
-        </w:rPr>
-        <w:t>android/app/</w:t>
-      </w:r>
-      <w:proofErr w:type="spellStart"/>
-      <w:r>
-        <w:rPr>
-          <w:b/>
-          <w:bCs/>
-          <w:sz w:val="32"/>
-          <w:szCs w:val="32"/>
-        </w:rPr>
-        <w:t>src</w:t>
-      </w:r>
-      <w:proofErr w:type="spellEnd"/>
-      <w:r>
-        <w:rPr>
-          <w:b/>
-          <w:bCs/>
-          <w:sz w:val="32"/>
-          <w:szCs w:val="32"/>
-        </w:rPr>
-        <w:t>/main/</w:t>
-      </w:r>
-      <w:proofErr w:type="spellStart"/>
-      <w:r>
-        <w:rPr>
-          <w:b/>
-          <w:bCs/>
-          <w:sz w:val="32"/>
-          <w:szCs w:val="32"/>
-        </w:rPr>
-        <w:t>kotlin</w:t>
-      </w:r>
-      <w:proofErr w:type="spellEnd"/>
-      <w:r>
-        <w:rPr>
-          <w:b/>
-          <w:bCs/>
-          <w:sz w:val="32"/>
-          <w:szCs w:val="32"/>
-        </w:rPr>
-        <w:t>/</w:t>
-      </w:r>
-    </w:p>
-    <w:p>
-      <w:pPr>
-        <w:jc w:val="both"/>
-        <w:rPr>
-          <w:sz w:val="32"/>
-          <w:szCs w:val="32"/>
-        </w:rPr>
-      </w:pPr>
-      <w:r>
-        <w:rPr>
-          <w:sz w:val="32"/>
-          <w:szCs w:val="32"/>
-        </w:rPr>
-        <w:t># We’ll see something like:</w:t>
-      </w:r>
-    </w:p>
-    <w:p>
-      <w:pPr>
-        <w:jc w:val="both"/>
-        <w:rPr>
-          <w:b/>
-          <w:bCs/>
-          <w:sz w:val="32"/>
-          <w:szCs w:val="32"/>
-        </w:rPr>
-      </w:pPr>
-      <w:r>
-        <w:rPr>
-          <w:b/>
-          <w:bCs/>
-          <w:sz w:val="32"/>
-          <w:szCs w:val="32"/>
-        </w:rPr>
-        <w:t>com/example/</w:t>
-      </w:r>
-      <w:proofErr w:type="spellStart"/>
-      <w:r>
-        <w:rPr>
-          <w:b/>
-          <w:bCs/>
-          <w:sz w:val="32"/>
-          <w:szCs w:val="32"/>
-        </w:rPr>
-        <w:t>myapp</w:t>
-      </w:r>
-      <w:proofErr w:type="spellEnd"/>
-      <w:r>
-        <w:rPr>
-          <w:b/>
-          <w:bCs/>
-          <w:sz w:val="32"/>
-          <w:szCs w:val="32"/>
-        </w:rPr>
-        <w:t>/</w:t>
-      </w:r>
-      <w:proofErr w:type="spellStart"/>
-      <w:r>
-        <w:rPr>
-          <w:b/>
-          <w:bCs/>
-          <w:sz w:val="32"/>
-          <w:szCs w:val="32"/>
-        </w:rPr>
-        <w:t>MainActivity.kt</w:t>
-      </w:r>
-      <w:proofErr w:type="spellEnd"/>
-    </w:p>
-    <w:p>
-      <w:pPr>
-        <w:jc w:val="both"/>
-        <w:rPr>
-          <w:sz w:val="32"/>
-          <w:szCs w:val="32"/>
-        </w:rPr>
-      </w:pPr>
-      <w:r>
-        <w:rPr>
-          <w:sz w:val="32"/>
-          <w:szCs w:val="32"/>
-        </w:rPr>
-        <w:t># We must rename folders to match new package:</w:t>
-      </w:r>
-    </w:p>
-    <w:p>
-      <w:pPr>
-        <w:jc w:val="both"/>
-        <w:rPr>
-          <w:b/>
-          <w:bCs/>
-          <w:sz w:val="32"/>
-          <w:szCs w:val="32"/>
-        </w:rPr>
-      </w:pPr>
-      <w:r>
-        <w:rPr>
-          <w:b/>
-          <w:bCs/>
-          <w:sz w:val="32"/>
-          <w:szCs w:val="32"/>
-        </w:rPr>
-        <w:t>com/</w:t>
-      </w:r>
-      <w:proofErr w:type="spellStart"/>
-      <w:r>
-        <w:rPr>
-          <w:b/>
-          <w:bCs/>
-          <w:sz w:val="32"/>
-          <w:szCs w:val="32"/>
-        </w:rPr>
-        <w:t>nazmul</w:t>
-      </w:r>
-      <w:proofErr w:type="spellEnd"/>
-      <w:r>
-        <w:rPr>
-          <w:b/>
-          <w:bCs/>
-          <w:sz w:val="32"/>
-          <w:szCs w:val="32"/>
-        </w:rPr>
-        <w:t>/</w:t>
-      </w:r>
-      <w:proofErr w:type="spellStart"/>
-      <w:r>
-        <w:rPr>
-          <w:b/>
-          <w:bCs/>
-          <w:sz w:val="32"/>
-          <w:szCs w:val="32"/>
-        </w:rPr>
-        <w:t>todoapp</w:t>
-      </w:r>
-      <w:proofErr w:type="spellEnd"/>
-      <w:r>
-        <w:rPr>
-          <w:b/>
-          <w:bCs/>
-          <w:sz w:val="32"/>
-          <w:szCs w:val="32"/>
-        </w:rPr>
-        <w:t>/</w:t>
-      </w:r>
-      <w:proofErr w:type="spellStart"/>
-      <w:r>
-        <w:rPr>
-          <w:b/>
-          <w:bCs/>
-          <w:sz w:val="32"/>
-          <w:szCs w:val="32"/>
-        </w:rPr>
-        <w:t>MainActivity.kt</w:t>
-      </w:r>
-      <w:proofErr w:type="spellEnd"/>
-    </w:p>
-    <w:p>
-      <w:pPr>
-        <w:jc w:val="both"/>
-        <w:rPr>
-          <w:sz w:val="32"/>
-          <w:szCs w:val="32"/>
-        </w:rPr>
-      </w:pPr>
-      <w:r>
-        <w:rPr>
-          <w:sz w:val="32"/>
-          <w:szCs w:val="32"/>
-        </w:rPr>
-        <w:t># Right click folder</w:t>
-      </w:r>
-      <w:r>
-        <w:rPr>
+    </w:p>
+    <w:p>
+      <w:pPr>
+        <w:jc w:val="both"/>
+        <w:rPr>
+          <w:sz w:val="32"/>
+          <w:szCs w:val="32"/>
+        </w:rPr>
+      </w:pPr>
+      <w:r>
+        <w:rPr>
+          <w:sz w:val="32"/>
+          <w:szCs w:val="32"/>
+        </w:rPr>
+        <w:t xml:space="preserve"># </w:t>
+      </w:r>
+      <w:r>
+        <w:rPr>
+          <w:sz w:val="32"/>
+          <w:szCs w:val="32"/>
+        </w:rPr>
+        <w:t>That’s it for iOS.</w:t>
+      </w:r>
+    </w:p>
+    <w:p>
+      <w:pPr>
+        <w:jc w:val="both"/>
+        <w:rPr>
+          <w:sz w:val="32"/>
+          <w:szCs w:val="32"/>
+        </w:rPr>
+      </w:pPr>
+    </w:p>
+    <w:p>
+      <w:pPr>
+        <w:jc w:val="both"/>
+        <w:rPr>
+          <w:sz w:val="32"/>
+          <w:szCs w:val="32"/>
+        </w:rPr>
+      </w:pPr>
+    </w:p>
+    <w:p>
+      <w:pPr>
+        <w:jc w:val="both"/>
+        <w:rPr>
+          <w:b/>
+          <w:bCs/>
+          <w:sz w:val="32"/>
+          <w:szCs w:val="32"/>
+        </w:rPr>
+      </w:pPr>
+      <w:r>
+        <w:rPr>
+          <w:b/>
+          <w:bCs/>
+          <w:sz w:val="32"/>
+          <w:szCs w:val="32"/>
+        </w:rPr>
+        <w:t>More on applicationId</w:t>
+      </w:r>
+      <w:r>
+        <w:rPr>
+          <w:b/>
+          <w:bCs/>
           <w:sz w:val="32"/>
           <w:szCs w:val="32"/>
         </w:rPr>
@@ -4252,24 +3740,491 @@
       </w:r>
       <w:r>
         <w:rPr>
-          <w:sz w:val="32"/>
-          <w:szCs w:val="32"/>
-        </w:rPr>
-        <w:sym w:font="Wingdings" w:char="F0E0"/>
-      </w:r>
-      <w:r>
-        <w:rPr>
-          <w:sz w:val="32"/>
-          <w:szCs w:val="32"/>
-        </w:rPr>
-        <w:t xml:space="preserve"> R</w:t>
-      </w:r>
-      <w:r>
-        <w:rPr>
-          <w:sz w:val="32"/>
-          <w:szCs w:val="32"/>
-        </w:rPr>
-        <w:t>efactor</w:t>
+          <w:b/>
+          <w:bCs/>
+          <w:sz w:val="32"/>
+          <w:szCs w:val="32"/>
+        </w:rPr>
+        <w:t>(Android)</w:t>
+      </w:r>
+      <w:r>
+        <w:rPr>
+          <w:b/>
+          <w:bCs/>
+          <w:sz w:val="32"/>
+          <w:szCs w:val="32"/>
+        </w:rPr>
+        <w:t>:</w:t>
+      </w:r>
+    </w:p>
+    <w:p>
+      <w:pPr>
+        <w:jc w:val="both"/>
+        <w:rPr>
+          <w:sz w:val="32"/>
+          <w:szCs w:val="32"/>
+        </w:rPr>
+      </w:pPr>
+      <w:r>
+        <w:rPr>
+          <w:sz w:val="32"/>
+          <w:szCs w:val="32"/>
+        </w:rPr>
+        <w:t xml:space="preserve"># When we </w:t>
+      </w:r>
+      <w:r>
+        <w:rPr>
+          <w:sz w:val="32"/>
+          <w:szCs w:val="32"/>
+        </w:rPr>
+        <w:t>specify this</w:t>
+      </w:r>
+    </w:p>
+    <w:p>
+      <w:pPr>
+        <w:jc w:val="both"/>
+        <w:rPr>
+          <w:b/>
+          <w:bCs/>
+          <w:color w:val="D86DCB" w:themeColor="accent5" w:themeTint="99"/>
+          <w:sz w:val="32"/>
+          <w:szCs w:val="32"/>
+        </w:rPr>
+      </w:pPr>
+      <w:r>
+        <w:rPr>
+          <w:b/>
+          <w:bCs/>
+          <w:color w:val="D86DCB" w:themeColor="accent5" w:themeTint="99"/>
+          <w:sz w:val="32"/>
+          <w:szCs w:val="32"/>
+        </w:rPr>
+        <w:t>…</w:t>
+      </w:r>
+    </w:p>
+    <w:p>
+      <w:pPr>
+        <w:jc w:val="both"/>
+        <w:rPr>
+          <w:b/>
+          <w:bCs/>
+          <w:color w:val="D86DCB" w:themeColor="accent5" w:themeTint="99"/>
+          <w:sz w:val="32"/>
+          <w:szCs w:val="32"/>
+        </w:rPr>
+      </w:pPr>
+      <w:r>
+        <w:rPr>
+          <w:b/>
+          <w:bCs/>
+          <w:color w:val="D86DCB" w:themeColor="accent5" w:themeTint="99"/>
+          <w:sz w:val="32"/>
+          <w:szCs w:val="32"/>
+        </w:rPr>
+        <w:t xml:space="preserve">  applicationId "com.nazmul.todoapp"</w:t>
+      </w:r>
+    </w:p>
+    <w:p>
+      <w:pPr>
+        <w:jc w:val="both"/>
+        <w:rPr>
+          <w:sz w:val="32"/>
+          <w:szCs w:val="32"/>
+        </w:rPr>
+      </w:pPr>
+      <w:r>
+        <w:rPr>
+          <w:sz w:val="32"/>
+          <w:szCs w:val="32"/>
+        </w:rPr>
+        <w:t xml:space="preserve"># </w:t>
+      </w:r>
+      <w:r>
+        <w:rPr>
+          <w:sz w:val="32"/>
+          <w:szCs w:val="32"/>
+        </w:rPr>
+        <w:t>A</w:t>
+      </w:r>
+      <w:r>
+        <w:rPr>
+          <w:sz w:val="32"/>
+          <w:szCs w:val="32"/>
+        </w:rPr>
+        <w:t>ndroid</w:t>
+      </w:r>
+      <w:r>
+        <w:rPr>
+          <w:sz w:val="32"/>
+          <w:szCs w:val="32"/>
+        </w:rPr>
+        <w:t xml:space="preserve"> uses this as the unique package identifier of our app. The reverse-domain style is a Naming Convention. But we do NOT need to own </w:t>
+      </w:r>
+      <w:r>
+        <w:rPr>
+          <w:b/>
+          <w:bCs/>
+          <w:sz w:val="32"/>
+          <w:szCs w:val="32"/>
+        </w:rPr>
+        <w:t>nazmul.com</w:t>
+      </w:r>
+      <w:r>
+        <w:rPr>
+          <w:sz w:val="32"/>
+          <w:szCs w:val="32"/>
+        </w:rPr>
+        <w:t xml:space="preserve"> to use </w:t>
+      </w:r>
+      <w:r>
+        <w:rPr>
+          <w:b/>
+          <w:bCs/>
+          <w:sz w:val="32"/>
+          <w:szCs w:val="32"/>
+        </w:rPr>
+        <w:t>com.nazmul.todoapp</w:t>
+      </w:r>
+    </w:p>
+    <w:p>
+      <w:pPr>
+        <w:jc w:val="both"/>
+        <w:rPr>
+          <w:b/>
+          <w:bCs/>
+        </w:rPr>
+      </w:pPr>
+      <w:r>
+        <w:rPr>
+          <w:b/>
+          <w:bCs/>
+        </w:rPr>
+        <w:t>com.nazmul.todoapp</w:t>
+      </w:r>
+    </w:p>
+    <w:p>
+      <w:pPr>
+        <w:jc w:val="both"/>
+        <w:rPr>
+          <w:b/>
+          <w:bCs/>
+        </w:rPr>
+      </w:pPr>
+      <w:r>
+        <w:rPr>
+          <w:b/>
+          <w:bCs/>
+        </w:rPr>
+        <w:t xml:space="preserve">│  </w:t>
+      </w:r>
+      <w:r>
+        <w:rPr>
+          <w:b/>
+          <w:bCs/>
+        </w:rPr>
+        <w:t xml:space="preserve">      </w:t>
+      </w:r>
+      <w:r>
+        <w:rPr>
+          <w:b/>
+          <w:bCs/>
+        </w:rPr>
+        <w:t xml:space="preserve"> │      </w:t>
+      </w:r>
+      <w:r>
+        <w:rPr>
+          <w:b/>
+          <w:bCs/>
+        </w:rPr>
+        <w:t xml:space="preserve">         </w:t>
+      </w:r>
+      <w:r>
+        <w:rPr>
+          <w:b/>
+          <w:bCs/>
+        </w:rPr>
+        <w:t>│</w:t>
+      </w:r>
+    </w:p>
+    <w:p>
+      <w:pPr>
+        <w:jc w:val="both"/>
+        <w:rPr>
+          <w:b/>
+          <w:bCs/>
+        </w:rPr>
+      </w:pPr>
+      <w:r>
+        <w:rPr>
+          <w:b/>
+          <w:bCs/>
+        </w:rPr>
+        <w:t xml:space="preserve">│   </w:t>
+      </w:r>
+      <w:r>
+        <w:rPr>
+          <w:b/>
+          <w:bCs/>
+        </w:rPr>
+        <w:t xml:space="preserve">      </w:t>
+      </w:r>
+      <w:r>
+        <w:rPr>
+          <w:b/>
+          <w:bCs/>
+        </w:rPr>
+        <w:t xml:space="preserve">│    </w:t>
+      </w:r>
+      <w:r>
+        <w:rPr>
+          <w:b/>
+          <w:bCs/>
+        </w:rPr>
+        <w:t xml:space="preserve">         </w:t>
+      </w:r>
+      <w:r>
+        <w:rPr>
+          <w:b/>
+          <w:bCs/>
+        </w:rPr>
+        <w:t xml:space="preserve">  └── app name</w:t>
+      </w:r>
+    </w:p>
+    <w:p>
+      <w:pPr>
+        <w:jc w:val="both"/>
+        <w:rPr>
+          <w:b/>
+          <w:bCs/>
+        </w:rPr>
+      </w:pPr>
+      <w:r>
+        <w:rPr>
+          <w:b/>
+          <w:bCs/>
+        </w:rPr>
+        <w:t xml:space="preserve">│  </w:t>
+      </w:r>
+      <w:r>
+        <w:rPr>
+          <w:b/>
+          <w:bCs/>
+        </w:rPr>
+        <w:t xml:space="preserve">      </w:t>
+      </w:r>
+      <w:r>
+        <w:rPr>
+          <w:b/>
+          <w:bCs/>
+        </w:rPr>
+        <w:t xml:space="preserve"> └───────── organization/developer</w:t>
+      </w:r>
+    </w:p>
+    <w:p>
+      <w:pPr>
+        <w:jc w:val="both"/>
+        <w:rPr>
+          <w:b/>
+          <w:bCs/>
+        </w:rPr>
+      </w:pPr>
+      <w:r>
+        <w:rPr>
+          <w:b/>
+          <w:bCs/>
+        </w:rPr>
+        <w:t>└───────────── top-level domain</w:t>
+      </w:r>
+    </w:p>
+    <w:p>
+      <w:pPr>
+        <w:jc w:val="both"/>
+        <w:rPr>
+          <w:sz w:val="32"/>
+          <w:szCs w:val="32"/>
+        </w:rPr>
+      </w:pPr>
+      <w:r>
+        <w:rPr>
+          <w:sz w:val="32"/>
+          <w:szCs w:val="32"/>
+        </w:rPr>
+        <w:t xml:space="preserve"># We could technically use </w:t>
+      </w:r>
+      <w:r>
+        <w:rPr>
+          <w:b/>
+          <w:bCs/>
+          <w:sz w:val="32"/>
+          <w:szCs w:val="32"/>
+        </w:rPr>
+        <w:t>com.namzul.todoapp</w:t>
+      </w:r>
+      <w:r>
+        <w:rPr>
+          <w:sz w:val="32"/>
+          <w:szCs w:val="32"/>
+        </w:rPr>
+        <w:t xml:space="preserve"> without owning </w:t>
+      </w:r>
+      <w:r>
+        <w:rPr>
+          <w:b/>
+          <w:bCs/>
+          <w:sz w:val="32"/>
+          <w:szCs w:val="32"/>
+        </w:rPr>
+        <w:t>nazmul.com</w:t>
+      </w:r>
+      <w:r>
+        <w:rPr>
+          <w:sz w:val="32"/>
+          <w:szCs w:val="32"/>
+        </w:rPr>
+        <w:t>. The reason Android recommends reverse-domain is simply to make collisions unlikely</w:t>
+      </w:r>
+    </w:p>
+    <w:p>
+      <w:pPr>
+        <w:jc w:val="both"/>
+        <w:rPr>
+          <w:sz w:val="32"/>
+          <w:szCs w:val="32"/>
+        </w:rPr>
+      </w:pPr>
+    </w:p>
+    <w:p>
+      <w:pPr>
+        <w:jc w:val="both"/>
+        <w:rPr>
+          <w:sz w:val="32"/>
+          <w:szCs w:val="32"/>
+        </w:rPr>
+      </w:pPr>
+    </w:p>
+    <w:p>
+      <w:pPr>
+        <w:jc w:val="both"/>
+        <w:rPr>
+          <w:sz w:val="32"/>
+          <w:szCs w:val="32"/>
+        </w:rPr>
+      </w:pPr>
+      <w:r>
+        <w:rPr>
+          <w:sz w:val="32"/>
+          <w:szCs w:val="32"/>
+        </w:rPr>
+        <w:t>Things to Consider before choosing an applicationId:</w:t>
+      </w:r>
+    </w:p>
+    <w:p>
+      <w:pPr>
+        <w:jc w:val="both"/>
+        <w:rPr>
+          <w:sz w:val="32"/>
+          <w:szCs w:val="32"/>
+        </w:rPr>
+      </w:pPr>
+      <w:r>
+        <w:rPr>
+          <w:sz w:val="32"/>
+          <w:szCs w:val="32"/>
+        </w:rPr>
+        <w:t># D</w:t>
+      </w:r>
+      <w:r>
+        <w:rPr>
+          <w:sz w:val="32"/>
+          <w:szCs w:val="32"/>
+        </w:rPr>
+        <w:t>on't casually start with:</w:t>
+      </w:r>
+    </w:p>
+    <w:p>
+      <w:pPr>
+        <w:jc w:val="both"/>
+        <w:rPr>
+          <w:b/>
+          <w:bCs/>
+          <w:sz w:val="32"/>
+          <w:szCs w:val="32"/>
+        </w:rPr>
+      </w:pPr>
+      <w:r>
+        <w:rPr>
+          <w:b/>
+          <w:bCs/>
+          <w:sz w:val="32"/>
+          <w:szCs w:val="32"/>
+        </w:rPr>
+        <w:t>com.example.todoapp</w:t>
+      </w:r>
+    </w:p>
+    <w:p>
+      <w:pPr>
+        <w:jc w:val="both"/>
+        <w:rPr>
+          <w:sz w:val="32"/>
+          <w:szCs w:val="32"/>
+        </w:rPr>
+      </w:pPr>
+      <w:r>
+        <w:rPr>
+          <w:sz w:val="32"/>
+          <w:szCs w:val="32"/>
+        </w:rPr>
+        <w:t># A</w:t>
+      </w:r>
+      <w:r>
+        <w:rPr>
+          <w:sz w:val="32"/>
+          <w:szCs w:val="32"/>
+        </w:rPr>
+        <w:t>nd later change it to:</w:t>
+      </w:r>
+    </w:p>
+    <w:p>
+      <w:pPr>
+        <w:jc w:val="both"/>
+        <w:rPr>
+          <w:b/>
+          <w:bCs/>
+          <w:sz w:val="32"/>
+          <w:szCs w:val="32"/>
+        </w:rPr>
+      </w:pPr>
+      <w:r>
+        <w:rPr>
+          <w:b/>
+          <w:bCs/>
+          <w:sz w:val="32"/>
+          <w:szCs w:val="32"/>
+        </w:rPr>
+        <w:t>com.nazmul.todoapp</w:t>
+      </w:r>
+    </w:p>
+    <w:p>
+      <w:pPr>
+        <w:jc w:val="both"/>
+        <w:rPr>
+          <w:sz w:val="32"/>
+          <w:szCs w:val="32"/>
+        </w:rPr>
+      </w:pPr>
+      <w:r>
+        <w:rPr>
+          <w:sz w:val="32"/>
+          <w:szCs w:val="32"/>
+        </w:rPr>
+        <w:t># Because a</w:t>
+      </w:r>
+      <w:r>
+        <w:rPr>
+          <w:sz w:val="32"/>
+          <w:szCs w:val="32"/>
+        </w:rPr>
+        <w:t>fter publishing.</w:t>
       </w:r>
       <w:r>
         <w:rPr>
@@ -4283,212 +4238,145 @@
           <w:sz w:val="32"/>
           <w:szCs w:val="32"/>
         </w:rPr>
-        <w:sym w:font="Wingdings" w:char="F0E0"/>
-      </w:r>
-      <w:r>
-        <w:rPr>
-          <w:sz w:val="32"/>
-          <w:szCs w:val="32"/>
-        </w:rPr>
-        <w:t xml:space="preserve"> Rename or manually create new structure and move file.</w:t>
-      </w:r>
-    </w:p>
-    <w:p>
-      <w:pPr>
-        <w:jc w:val="both"/>
-        <w:rPr>
-          <w:sz w:val="32"/>
-          <w:szCs w:val="32"/>
-        </w:rPr>
-      </w:pPr>
-    </w:p>
-    <w:p>
-      <w:pPr>
-        <w:jc w:val="both"/>
-        <w:rPr>
-          <w:sz w:val="32"/>
-          <w:szCs w:val="32"/>
-        </w:rPr>
-      </w:pPr>
-      <w:r>
-        <w:rPr>
-          <w:sz w:val="32"/>
-          <w:szCs w:val="32"/>
-        </w:rPr>
-        <w:t># Step-3,</w:t>
-      </w:r>
-      <w:r>
-        <w:rPr>
-          <w:sz w:val="32"/>
-          <w:szCs w:val="32"/>
-        </w:rPr>
-        <w:t xml:space="preserve"> update package inside </w:t>
-      </w:r>
-      <w:proofErr w:type="spellStart"/>
-      <w:r>
-        <w:rPr>
-          <w:b/>
-          <w:bCs/>
-          <w:sz w:val="32"/>
-          <w:szCs w:val="32"/>
-        </w:rPr>
-        <w:t>MainActivity.kt</w:t>
-      </w:r>
-      <w:proofErr w:type="spellEnd"/>
-    </w:p>
-    <w:p>
-      <w:pPr>
-        <w:jc w:val="both"/>
-        <w:rPr>
-          <w:sz w:val="32"/>
-          <w:szCs w:val="32"/>
-        </w:rPr>
-      </w:pPr>
-      <w:r>
-        <w:rPr>
-          <w:sz w:val="32"/>
-          <w:szCs w:val="32"/>
-        </w:rPr>
-        <w:t># Old:</w:t>
-      </w:r>
-    </w:p>
-    <w:p>
-      <w:pPr>
-        <w:jc w:val="both"/>
-        <w:rPr>
-          <w:b/>
-          <w:bCs/>
-          <w:color w:val="D86DCB" w:themeColor="accent5" w:themeTint="99"/>
-          <w:sz w:val="32"/>
-          <w:szCs w:val="32"/>
-        </w:rPr>
-      </w:pPr>
-      <w:r>
-        <w:rPr>
-          <w:b/>
-          <w:bCs/>
-          <w:color w:val="D86DCB" w:themeColor="accent5" w:themeTint="99"/>
-          <w:sz w:val="32"/>
-          <w:szCs w:val="32"/>
-        </w:rPr>
-        <w:t xml:space="preserve">package </w:t>
-      </w:r>
-      <w:proofErr w:type="spellStart"/>
-      <w:r>
-        <w:rPr>
-          <w:b/>
-          <w:bCs/>
-          <w:color w:val="D86DCB" w:themeColor="accent5" w:themeTint="99"/>
-          <w:sz w:val="32"/>
-          <w:szCs w:val="32"/>
-        </w:rPr>
-        <w:t>com.example.myapp</w:t>
-      </w:r>
-      <w:proofErr w:type="spellEnd"/>
-    </w:p>
-    <w:p>
-      <w:pPr>
-        <w:jc w:val="both"/>
-        <w:rPr>
-          <w:sz w:val="32"/>
-          <w:szCs w:val="32"/>
-        </w:rPr>
-      </w:pPr>
-      <w:r>
-        <w:rPr>
-          <w:sz w:val="32"/>
-          <w:szCs w:val="32"/>
-        </w:rPr>
-        <w:t># New:</w:t>
-      </w:r>
-    </w:p>
-    <w:p>
-      <w:pPr>
-        <w:jc w:val="both"/>
-        <w:rPr>
-          <w:b/>
-          <w:bCs/>
-          <w:color w:val="D86DCB" w:themeColor="accent5" w:themeTint="99"/>
-          <w:sz w:val="32"/>
-          <w:szCs w:val="32"/>
-        </w:rPr>
-      </w:pPr>
-      <w:r>
-        <w:rPr>
-          <w:b/>
-          <w:bCs/>
-          <w:color w:val="D86DCB" w:themeColor="accent5" w:themeTint="99"/>
-          <w:sz w:val="32"/>
-          <w:szCs w:val="32"/>
-        </w:rPr>
-        <w:t xml:space="preserve">package </w:t>
-      </w:r>
-      <w:proofErr w:type="spellStart"/>
-      <w:r>
-        <w:rPr>
-          <w:b/>
-          <w:bCs/>
-          <w:color w:val="D86DCB" w:themeColor="accent5" w:themeTint="99"/>
+        <w:t>The Play Store considers them different applications.</w:t>
+      </w:r>
+      <w:r>
+        <w:rPr>
+          <w:sz w:val="32"/>
+          <w:szCs w:val="32"/>
+        </w:rPr>
+        <w:t xml:space="preserve"> D</w:t>
+      </w:r>
+      <w:r>
+        <w:rPr>
+          <w:sz w:val="32"/>
+          <w:szCs w:val="32"/>
+        </w:rPr>
+        <w:t>ecid</w:t>
+      </w:r>
+      <w:r>
+        <w:rPr>
+          <w:sz w:val="32"/>
+          <w:szCs w:val="32"/>
+        </w:rPr>
+        <w:t>e</w:t>
+      </w:r>
+      <w:r>
+        <w:rPr>
+          <w:sz w:val="32"/>
+          <w:szCs w:val="32"/>
+        </w:rPr>
+        <w:t xml:space="preserve"> on</w:t>
+      </w:r>
+      <w:r>
+        <w:rPr>
+          <w:sz w:val="32"/>
+          <w:szCs w:val="32"/>
+        </w:rPr>
+        <w:t xml:space="preserve"> it using this format</w:t>
+      </w:r>
+    </w:p>
+    <w:p>
+      <w:pPr>
+        <w:jc w:val="both"/>
+        <w:rPr>
+          <w:b/>
+          <w:bCs/>
+          <w:sz w:val="32"/>
+          <w:szCs w:val="32"/>
+        </w:rPr>
+      </w:pPr>
+      <w:r>
+        <w:rPr>
+          <w:b/>
+          <w:bCs/>
+          <w:sz w:val="32"/>
+          <w:szCs w:val="32"/>
+        </w:rPr>
+        <w:t>com.&lt;our-organization-or-brand&gt;.&lt;app&gt;</w:t>
+      </w:r>
+    </w:p>
+    <w:p>
+      <w:pPr>
+        <w:jc w:val="both"/>
+        <w:rPr>
+          <w:sz w:val="32"/>
+          <w:szCs w:val="32"/>
+        </w:rPr>
+      </w:pPr>
+      <w:r>
+        <w:rPr>
+          <w:sz w:val="32"/>
+          <w:szCs w:val="32"/>
+        </w:rPr>
+        <w:t xml:space="preserve"># </w:t>
+      </w:r>
+      <w:r>
+        <w:rPr>
+          <w:sz w:val="32"/>
+          <w:szCs w:val="32"/>
+        </w:rPr>
+        <w:t>For example:</w:t>
+      </w:r>
+    </w:p>
+    <w:p>
+      <w:pPr>
+        <w:jc w:val="both"/>
+        <w:rPr>
+          <w:b/>
+          <w:bCs/>
+          <w:sz w:val="32"/>
+          <w:szCs w:val="32"/>
+        </w:rPr>
+      </w:pPr>
+      <w:r>
+        <w:rPr>
+          <w:b/>
+          <w:bCs/>
           <w:sz w:val="32"/>
           <w:szCs w:val="32"/>
         </w:rPr>
         <w:t>com.nazmul.todoapp</w:t>
       </w:r>
-      <w:proofErr w:type="spellEnd"/>
-    </w:p>
-    <w:p>
-      <w:pPr>
-        <w:jc w:val="both"/>
-        <w:rPr>
-          <w:sz w:val="32"/>
-          <w:szCs w:val="32"/>
-        </w:rPr>
-      </w:pPr>
-      <w:r>
-        <w:rPr>
-          <w:sz w:val="32"/>
-          <w:szCs w:val="32"/>
-        </w:rPr>
-        <w:t xml:space="preserve"># If this doesn’t match </w:t>
-      </w:r>
-      <w:r>
-        <w:rPr>
-          <w:sz w:val="32"/>
-          <w:szCs w:val="32"/>
-        </w:rPr>
-        <w:sym w:font="Wingdings" w:char="F0E0"/>
-      </w:r>
-      <w:r>
-        <w:rPr>
-          <w:sz w:val="32"/>
-          <w:szCs w:val="32"/>
-        </w:rPr>
-        <w:t xml:space="preserve"> app will crash</w:t>
-      </w:r>
-    </w:p>
-    <w:p>
-      <w:pPr>
-        <w:jc w:val="both"/>
-        <w:rPr>
-          <w:sz w:val="32"/>
-          <w:szCs w:val="32"/>
-        </w:rPr>
-      </w:pPr>
-    </w:p>
-    <w:p>
-      <w:pPr>
-        <w:jc w:val="both"/>
-        <w:rPr>
-          <w:sz w:val="32"/>
-          <w:szCs w:val="32"/>
-        </w:rPr>
-      </w:pPr>
-      <w:r>
-        <w:rPr>
-          <w:sz w:val="32"/>
-          <w:szCs w:val="32"/>
-        </w:rPr>
-        <w:t>For iOS:</w:t>
+    </w:p>
+    <w:p>
+      <w:pPr>
+        <w:jc w:val="both"/>
+        <w:rPr>
+          <w:b/>
+          <w:bCs/>
+          <w:sz w:val="32"/>
+          <w:szCs w:val="32"/>
+        </w:rPr>
+      </w:pPr>
+      <w:r>
+        <w:rPr>
+          <w:b/>
+          <w:bCs/>
+          <w:sz w:val="32"/>
+          <w:szCs w:val="32"/>
+        </w:rPr>
+        <w:t>com.nazmul.movieapp</w:t>
+      </w:r>
+    </w:p>
+    <w:p>
+      <w:pPr>
+        <w:jc w:val="both"/>
+        <w:rPr>
+          <w:b/>
+          <w:bCs/>
+          <w:sz w:val="32"/>
+          <w:szCs w:val="32"/>
+        </w:rPr>
+      </w:pPr>
+      <w:r>
+        <w:rPr>
+          <w:b/>
+          <w:bCs/>
+          <w:sz w:val="32"/>
+          <w:szCs w:val="32"/>
+        </w:rPr>
+        <w:t>com.nazmul.weatherapp</w:t>
       </w:r>
     </w:p>
     <w:p>
@@ -4511,444 +4399,384 @@
           <w:sz w:val="32"/>
           <w:szCs w:val="32"/>
         </w:rPr>
-        <w:t>Open in Xcode go to:</w:t>
-      </w:r>
-    </w:p>
-    <w:p>
-      <w:pPr>
-        <w:jc w:val="both"/>
-        <w:rPr>
-          <w:b/>
-          <w:bCs/>
-          <w:sz w:val="32"/>
-          <w:szCs w:val="32"/>
-        </w:rPr>
-      </w:pPr>
-      <w:proofErr w:type="spellStart"/>
-      <w:r>
-        <w:rPr>
-          <w:b/>
-          <w:bCs/>
+        <w:t xml:space="preserve">If </w:t>
+      </w:r>
+      <w:r>
+        <w:rPr>
+          <w:sz w:val="32"/>
+          <w:szCs w:val="32"/>
+        </w:rPr>
+        <w:t>we</w:t>
+      </w:r>
+      <w:r>
+        <w:rPr>
+          <w:sz w:val="32"/>
+          <w:szCs w:val="32"/>
+        </w:rPr>
+        <w:t>'re building apps professionally, an even better long-term approach is to have a consistent namespace representing our brand/company:</w:t>
+      </w:r>
+    </w:p>
+    <w:p>
+      <w:pPr>
+        <w:jc w:val="both"/>
+        <w:rPr>
+          <w:b/>
+          <w:bCs/>
+          <w:sz w:val="32"/>
+          <w:szCs w:val="32"/>
+        </w:rPr>
+      </w:pPr>
+      <w:r>
+        <w:rPr>
+          <w:b/>
+          <w:bCs/>
+          <w:sz w:val="32"/>
+          <w:szCs w:val="32"/>
+        </w:rPr>
+        <w:t>com.nazmul.todo</w:t>
+      </w:r>
+    </w:p>
+    <w:p>
+      <w:pPr>
+        <w:jc w:val="both"/>
+        <w:rPr>
+          <w:b/>
+          <w:bCs/>
+          <w:sz w:val="32"/>
+          <w:szCs w:val="32"/>
+        </w:rPr>
+      </w:pPr>
+      <w:r>
+        <w:rPr>
+          <w:b/>
+          <w:bCs/>
+          <w:sz w:val="32"/>
+          <w:szCs w:val="32"/>
+        </w:rPr>
+        <w:t>com.nazmul.movies</w:t>
+      </w:r>
+    </w:p>
+    <w:p>
+      <w:pPr>
+        <w:jc w:val="both"/>
+        <w:rPr>
+          <w:b/>
+          <w:bCs/>
+          <w:sz w:val="32"/>
+          <w:szCs w:val="32"/>
+        </w:rPr>
+      </w:pPr>
+      <w:r>
+        <w:rPr>
+          <w:b/>
+          <w:bCs/>
+          <w:sz w:val="32"/>
+          <w:szCs w:val="32"/>
+        </w:rPr>
+        <w:t>com.nazmul.weather</w:t>
+      </w:r>
+    </w:p>
+    <w:p>
+      <w:pPr>
+        <w:jc w:val="both"/>
+        <w:rPr>
+          <w:sz w:val="32"/>
+          <w:szCs w:val="32"/>
+        </w:rPr>
+      </w:pPr>
+      <w:r>
+        <w:rPr>
+          <w:sz w:val="32"/>
+          <w:szCs w:val="32"/>
+        </w:rPr>
+        <w:t># T</w:t>
+      </w:r>
+      <w:r>
+        <w:rPr>
+          <w:sz w:val="32"/>
+          <w:szCs w:val="32"/>
+        </w:rPr>
+        <w:t>he key is choos</w:t>
+      </w:r>
+      <w:r>
+        <w:rPr>
+          <w:sz w:val="32"/>
+          <w:szCs w:val="32"/>
+        </w:rPr>
+        <w:t>ing</w:t>
+      </w:r>
+      <w:r>
+        <w:rPr>
+          <w:sz w:val="32"/>
+          <w:szCs w:val="32"/>
+        </w:rPr>
+        <w:t xml:space="preserve"> something </w:t>
+      </w:r>
+      <w:r>
+        <w:rPr>
+          <w:sz w:val="32"/>
+          <w:szCs w:val="32"/>
+        </w:rPr>
+        <w:t>we</w:t>
+      </w:r>
+      <w:r>
+        <w:rPr>
+          <w:sz w:val="32"/>
+          <w:szCs w:val="32"/>
+        </w:rPr>
+        <w:t xml:space="preserve"> can live with long-term.</w:t>
+      </w:r>
+      <w:r>
+        <w:rPr>
+          <w:sz w:val="32"/>
+          <w:szCs w:val="32"/>
+        </w:rPr>
+        <w:t xml:space="preserve"> DEDIDE</w:t>
+      </w:r>
+      <w:r>
+        <w:rPr>
+          <w:sz w:val="32"/>
+          <w:szCs w:val="32"/>
+        </w:rPr>
+        <w:t xml:space="preserve"> our Application ID before publishing</w:t>
+      </w:r>
+    </w:p>
+    <w:p>
+      <w:pPr>
+        <w:jc w:val="both"/>
+        <w:rPr>
+          <w:sz w:val="32"/>
+          <w:szCs w:val="32"/>
+        </w:rPr>
+      </w:pPr>
+    </w:p>
+    <w:p>
+      <w:pPr>
+        <w:jc w:val="both"/>
+        <w:rPr>
+          <w:sz w:val="32"/>
+          <w:szCs w:val="32"/>
+        </w:rPr>
+      </w:pPr>
+    </w:p>
+    <w:p>
+      <w:pPr>
+        <w:jc w:val="both"/>
+        <w:rPr>
+          <w:sz w:val="32"/>
+          <w:szCs w:val="32"/>
+        </w:rPr>
+      </w:pPr>
+      <w:r>
+        <w:rPr>
           <w:sz w:val="32"/>
           <w:szCs w:val="32"/>
         </w:rPr>
         <w:lastRenderedPageBreak/>
-        <w:t>ios</w:t>
-      </w:r>
-      <w:proofErr w:type="spellEnd"/>
-      <w:r>
-        <w:rPr>
-          <w:b/>
-          <w:bCs/>
-          <w:sz w:val="32"/>
-          <w:szCs w:val="32"/>
-        </w:rPr>
-        <w:t>/</w:t>
-      </w:r>
-      <w:proofErr w:type="spellStart"/>
-      <w:r>
-        <w:rPr>
-          <w:b/>
-          <w:bCs/>
-          <w:sz w:val="32"/>
-          <w:szCs w:val="32"/>
-        </w:rPr>
-        <w:t>Runner.xcworkspace</w:t>
-      </w:r>
-      <w:proofErr w:type="spellEnd"/>
-    </w:p>
-    <w:p>
-      <w:pPr>
-        <w:jc w:val="both"/>
-        <w:rPr>
-          <w:sz w:val="32"/>
-          <w:szCs w:val="32"/>
-        </w:rPr>
-      </w:pPr>
-      <w:r>
-        <w:rPr>
-          <w:sz w:val="32"/>
-          <w:szCs w:val="32"/>
-        </w:rPr>
-        <w:t># Then:</w:t>
-      </w:r>
-    </w:p>
-    <w:p>
-      <w:pPr>
-        <w:jc w:val="both"/>
-        <w:rPr>
-          <w:b/>
-          <w:bCs/>
-          <w:sz w:val="32"/>
-          <w:szCs w:val="32"/>
-        </w:rPr>
-      </w:pPr>
-      <w:r>
-        <w:rPr>
-          <w:b/>
-          <w:bCs/>
-          <w:sz w:val="32"/>
-          <w:szCs w:val="32"/>
-        </w:rPr>
-        <w:t>Runner → General → Identity → Bundle Identifier</w:t>
-      </w:r>
-    </w:p>
-    <w:p>
-      <w:pPr>
-        <w:jc w:val="both"/>
-        <w:rPr>
-          <w:sz w:val="32"/>
-          <w:szCs w:val="32"/>
-        </w:rPr>
-      </w:pPr>
-      <w:r>
-        <w:rPr>
-          <w:sz w:val="32"/>
-          <w:szCs w:val="32"/>
-        </w:rPr>
-        <w:t># Change:</w:t>
-      </w:r>
-    </w:p>
-    <w:p>
-      <w:pPr>
-        <w:jc w:val="both"/>
-        <w:rPr>
-          <w:b/>
-          <w:bCs/>
-          <w:sz w:val="32"/>
-          <w:szCs w:val="32"/>
-        </w:rPr>
-      </w:pPr>
-      <w:proofErr w:type="spellStart"/>
-      <w:r>
-        <w:rPr>
-          <w:b/>
-          <w:bCs/>
-          <w:sz w:val="32"/>
-          <w:szCs w:val="32"/>
-        </w:rPr>
-        <w:t>com.example.myapp</w:t>
-      </w:r>
-      <w:proofErr w:type="spellEnd"/>
-    </w:p>
-    <w:p>
-      <w:pPr>
-        <w:jc w:val="both"/>
-        <w:rPr>
-          <w:sz w:val="32"/>
-          <w:szCs w:val="32"/>
-        </w:rPr>
-      </w:pPr>
-      <w:r>
-        <w:rPr>
-          <w:sz w:val="32"/>
-          <w:szCs w:val="32"/>
-        </w:rPr>
-        <w:t># T</w:t>
-      </w:r>
-      <w:r>
-        <w:rPr>
-          <w:sz w:val="32"/>
-          <w:szCs w:val="32"/>
-        </w:rPr>
-        <w:t>o:</w:t>
-      </w:r>
-    </w:p>
-    <w:p>
-      <w:pPr>
-        <w:jc w:val="both"/>
-        <w:rPr>
-          <w:b/>
-          <w:bCs/>
-          <w:sz w:val="32"/>
-          <w:szCs w:val="32"/>
-        </w:rPr>
-      </w:pPr>
-      <w:proofErr w:type="spellStart"/>
-      <w:r>
-        <w:rPr>
-          <w:b/>
-          <w:bCs/>
-          <w:sz w:val="32"/>
-          <w:szCs w:val="32"/>
+        <w:t>The Mental Model:</w:t>
+      </w:r>
+    </w:p>
+    <w:p>
+      <w:pPr>
+        <w:jc w:val="both"/>
+        <w:rPr>
+          <w:sz w:val="32"/>
+          <w:szCs w:val="32"/>
+        </w:rPr>
+      </w:pPr>
+      <w:r>
+        <w:rPr>
+          <w:sz w:val="32"/>
+          <w:szCs w:val="32"/>
+        </w:rPr>
+        <w:t># And the relation with App Links</w:t>
+      </w:r>
+      <w:r>
+        <w:rPr>
+          <w:sz w:val="32"/>
+          <w:szCs w:val="32"/>
+        </w:rPr>
+        <w:t xml:space="preserve"> is the website domain (</w:t>
+      </w:r>
+      <w:r>
+        <w:rPr>
+          <w:b/>
+          <w:bCs/>
+          <w:sz w:val="32"/>
+          <w:szCs w:val="32"/>
+        </w:rPr>
+        <w:t>nazmul.dev</w:t>
+      </w:r>
+      <w:r>
+        <w:rPr>
+          <w:sz w:val="32"/>
+          <w:szCs w:val="32"/>
+        </w:rPr>
+        <w:t>) and application id reversed (</w:t>
+      </w:r>
+      <w:r>
+        <w:rPr>
+          <w:b/>
+          <w:bCs/>
+          <w:sz w:val="32"/>
+          <w:szCs w:val="32"/>
+        </w:rPr>
+        <w:t>com.namzul.todoapp</w:t>
+      </w:r>
+      <w:r>
+        <w:rPr>
+          <w:sz w:val="32"/>
+          <w:szCs w:val="32"/>
+        </w:rPr>
+        <w:t>) doesn’t have to be exactly sam</w:t>
+      </w:r>
+      <w:r>
+        <w:rPr>
+          <w:sz w:val="32"/>
+          <w:szCs w:val="32"/>
+        </w:rPr>
+        <w:t>e for App Links</w:t>
+      </w:r>
+    </w:p>
+    <w:p>
+      <w:pPr>
+        <w:jc w:val="both"/>
+        <w:rPr>
+          <w:sz w:val="32"/>
+          <w:szCs w:val="32"/>
+        </w:rPr>
+      </w:pPr>
+      <w:r>
+        <w:rPr>
+          <w:sz w:val="32"/>
+          <w:szCs w:val="32"/>
+        </w:rPr>
+        <w:t># Just needs to prove th</w:t>
+      </w:r>
+      <w:r>
+        <w:rPr>
+          <w:sz w:val="32"/>
+          <w:szCs w:val="32"/>
+        </w:rPr>
+        <w:t>e</w:t>
+      </w:r>
+      <w:r>
+        <w:rPr>
+          <w:sz w:val="32"/>
+          <w:szCs w:val="32"/>
+        </w:rPr>
+        <w:t xml:space="preserve"> relationship between two usi</w:t>
+      </w:r>
+      <w:r>
+        <w:rPr>
+          <w:sz w:val="32"/>
+          <w:szCs w:val="32"/>
+        </w:rPr>
+        <w:t xml:space="preserve">ng </w:t>
+      </w:r>
+      <w:r>
+        <w:rPr>
+          <w:b/>
+          <w:bCs/>
+          <w:sz w:val="32"/>
+          <w:szCs w:val="32"/>
+        </w:rPr>
+        <w:t>assetlinks.json</w:t>
+      </w:r>
+      <w:r>
+        <w:rPr>
+          <w:sz w:val="32"/>
+          <w:szCs w:val="32"/>
+        </w:rPr>
+        <w:t xml:space="preserve"> file</w:t>
+      </w:r>
+      <w:r>
+        <w:rPr>
+          <w:sz w:val="32"/>
+          <w:szCs w:val="32"/>
+        </w:rPr>
+        <w:t xml:space="preserve"> and SHA-256 signing certificate</w:t>
+      </w:r>
+    </w:p>
+    <w:p>
+      <w:pPr>
+        <w:jc w:val="both"/>
+        <w:rPr>
+          <w:b/>
+          <w:bCs/>
+        </w:rPr>
+      </w:pPr>
+      <w:r>
+        <w:rPr>
+          <w:b/>
+          <w:bCs/>
+        </w:rPr>
+        <w:t>APPLICATION ID</w:t>
+      </w:r>
+    </w:p>
+    <w:p>
+      <w:pPr>
+        <w:jc w:val="both"/>
+        <w:rPr>
+          <w:b/>
+          <w:bCs/>
+        </w:rPr>
+      </w:pPr>
+      <w:r>
+        <w:rPr>
+          <w:b/>
+          <w:bCs/>
+        </w:rPr>
+        <w:t xml:space="preserve">    ↓</w:t>
+      </w:r>
+    </w:p>
+    <w:p>
+      <w:pPr>
+        <w:jc w:val="both"/>
+        <w:rPr>
+          <w:b/>
+          <w:bCs/>
+        </w:rPr>
+      </w:pPr>
+      <w:r>
+        <w:rPr>
+          <w:b/>
+          <w:bCs/>
+        </w:rPr>
+        <w:t>Identity of the Android application</w:t>
+      </w:r>
+    </w:p>
+    <w:p>
+      <w:pPr>
+        <w:jc w:val="both"/>
+        <w:rPr>
+          <w:b/>
+          <w:bCs/>
+        </w:rPr>
+      </w:pPr>
+      <w:r>
+        <w:rPr>
+          <w:b/>
+          <w:bCs/>
+        </w:rPr>
+        <w:t xml:space="preserve">    ↓</w:t>
+      </w:r>
+    </w:p>
+    <w:p>
+      <w:pPr>
+        <w:jc w:val="both"/>
+        <w:rPr>
+          <w:b/>
+          <w:bCs/>
+        </w:rPr>
+      </w:pPr>
+      <w:r>
+        <w:rPr>
+          <w:b/>
+          <w:bCs/>
         </w:rPr>
         <w:t>com.nazmul.todoapp</w:t>
       </w:r>
-      <w:proofErr w:type="spellEnd"/>
-    </w:p>
-    <w:p>
-      <w:pPr>
-        <w:jc w:val="both"/>
-        <w:rPr>
-          <w:sz w:val="32"/>
-          <w:szCs w:val="32"/>
-        </w:rPr>
-      </w:pPr>
-      <w:r>
-        <w:rPr>
-          <w:sz w:val="32"/>
-          <w:szCs w:val="32"/>
-        </w:rPr>
-        <w:t xml:space="preserve"># </w:t>
-      </w:r>
-      <w:r>
-        <w:rPr>
-          <w:sz w:val="32"/>
-          <w:szCs w:val="32"/>
-        </w:rPr>
-        <w:t>That’s it for iOS.</w:t>
-      </w:r>
-    </w:p>
-    <w:p>
-      <w:pPr>
-        <w:jc w:val="both"/>
-        <w:rPr>
-          <w:sz w:val="32"/>
-          <w:szCs w:val="32"/>
-        </w:rPr>
-      </w:pPr>
-    </w:p>
-    <w:p>
-      <w:pPr>
-        <w:jc w:val="both"/>
-        <w:rPr>
-          <w:sz w:val="32"/>
-          <w:szCs w:val="32"/>
-        </w:rPr>
-      </w:pPr>
-    </w:p>
-    <w:p>
-      <w:pPr>
-        <w:jc w:val="both"/>
-        <w:rPr>
-          <w:b/>
-          <w:bCs/>
-          <w:sz w:val="32"/>
-          <w:szCs w:val="32"/>
-        </w:rPr>
-      </w:pPr>
-      <w:r>
-        <w:rPr>
-          <w:b/>
-          <w:bCs/>
-          <w:sz w:val="32"/>
-          <w:szCs w:val="32"/>
-        </w:rPr>
-        <w:t xml:space="preserve">More on </w:t>
-      </w:r>
-      <w:proofErr w:type="spellStart"/>
-      <w:r>
-        <w:rPr>
-          <w:b/>
-          <w:bCs/>
-          <w:sz w:val="32"/>
-          <w:szCs w:val="32"/>
-        </w:rPr>
-        <w:t>applicationId</w:t>
-      </w:r>
-      <w:proofErr w:type="spellEnd"/>
-      <w:r>
-        <w:rPr>
-          <w:b/>
-          <w:bCs/>
-          <w:sz w:val="32"/>
-          <w:szCs w:val="32"/>
-        </w:rPr>
-        <w:t xml:space="preserve"> </w:t>
-      </w:r>
-      <w:r>
-        <w:rPr>
-          <w:b/>
-          <w:bCs/>
-          <w:sz w:val="32"/>
-          <w:szCs w:val="32"/>
-        </w:rPr>
-        <w:t>(Android)</w:t>
-      </w:r>
-      <w:r>
-        <w:rPr>
-          <w:b/>
-          <w:bCs/>
-          <w:sz w:val="32"/>
-          <w:szCs w:val="32"/>
-        </w:rPr>
-        <w:t>:</w:t>
-      </w:r>
-    </w:p>
-    <w:p>
-      <w:pPr>
-        <w:jc w:val="both"/>
-        <w:rPr>
-          <w:sz w:val="32"/>
-          <w:szCs w:val="32"/>
-        </w:rPr>
-      </w:pPr>
-      <w:r>
-        <w:rPr>
-          <w:sz w:val="32"/>
-          <w:szCs w:val="32"/>
-        </w:rPr>
-        <w:t xml:space="preserve"># When we </w:t>
-      </w:r>
-      <w:r>
-        <w:rPr>
-          <w:sz w:val="32"/>
-          <w:szCs w:val="32"/>
-        </w:rPr>
-        <w:t>specify this</w:t>
-      </w:r>
-    </w:p>
-    <w:p>
-      <w:pPr>
-        <w:jc w:val="both"/>
-        <w:rPr>
-          <w:b/>
-          <w:bCs/>
-          <w:color w:val="D86DCB" w:themeColor="accent5" w:themeTint="99"/>
-          <w:sz w:val="32"/>
-          <w:szCs w:val="32"/>
-        </w:rPr>
-      </w:pPr>
-      <w:r>
-        <w:rPr>
-          <w:b/>
-          <w:bCs/>
-          <w:color w:val="D86DCB" w:themeColor="accent5" w:themeTint="99"/>
-          <w:sz w:val="32"/>
-          <w:szCs w:val="32"/>
-        </w:rPr>
-        <w:t>…</w:t>
-      </w:r>
-    </w:p>
-    <w:p>
-      <w:pPr>
-        <w:jc w:val="both"/>
-        <w:rPr>
-          <w:b/>
-          <w:bCs/>
-          <w:color w:val="D86DCB" w:themeColor="accent5" w:themeTint="99"/>
-          <w:sz w:val="32"/>
-          <w:szCs w:val="32"/>
-        </w:rPr>
-      </w:pPr>
-      <w:r>
-        <w:rPr>
-          <w:b/>
-          <w:bCs/>
-          <w:color w:val="D86DCB" w:themeColor="accent5" w:themeTint="99"/>
-          <w:sz w:val="32"/>
-          <w:szCs w:val="32"/>
-        </w:rPr>
-        <w:t xml:space="preserve">  </w:t>
-      </w:r>
-      <w:proofErr w:type="spellStart"/>
-      <w:r>
-        <w:rPr>
-          <w:b/>
-          <w:bCs/>
-          <w:color w:val="D86DCB" w:themeColor="accent5" w:themeTint="99"/>
-          <w:sz w:val="32"/>
-          <w:szCs w:val="32"/>
-        </w:rPr>
-        <w:t>applicationId</w:t>
-      </w:r>
-      <w:proofErr w:type="spellEnd"/>
-      <w:r>
-        <w:rPr>
-          <w:b/>
-          <w:bCs/>
-          <w:color w:val="D86DCB" w:themeColor="accent5" w:themeTint="99"/>
-          <w:sz w:val="32"/>
-          <w:szCs w:val="32"/>
-        </w:rPr>
-        <w:t xml:space="preserve"> "</w:t>
-      </w:r>
-      <w:proofErr w:type="spellStart"/>
-      <w:r>
-        <w:rPr>
-          <w:b/>
-          <w:bCs/>
-          <w:color w:val="D86DCB" w:themeColor="accent5" w:themeTint="99"/>
-          <w:sz w:val="32"/>
-          <w:szCs w:val="32"/>
-        </w:rPr>
-        <w:t>com.nazmul.todoapp</w:t>
-      </w:r>
-      <w:proofErr w:type="spellEnd"/>
-      <w:r>
-        <w:rPr>
-          <w:b/>
-          <w:bCs/>
-          <w:color w:val="D86DCB" w:themeColor="accent5" w:themeTint="99"/>
-          <w:sz w:val="32"/>
-          <w:szCs w:val="32"/>
-        </w:rPr>
-        <w:t>"</w:t>
-      </w:r>
-    </w:p>
-    <w:p>
-      <w:pPr>
-        <w:jc w:val="both"/>
-        <w:rPr>
-          <w:sz w:val="32"/>
-          <w:szCs w:val="32"/>
-        </w:rPr>
-      </w:pPr>
-      <w:r>
-        <w:rPr>
-          <w:sz w:val="32"/>
-          <w:szCs w:val="32"/>
-        </w:rPr>
-        <w:t xml:space="preserve"># </w:t>
-      </w:r>
-      <w:r>
-        <w:rPr>
-          <w:sz w:val="32"/>
-          <w:szCs w:val="32"/>
-        </w:rPr>
-        <w:t>A</w:t>
-      </w:r>
-      <w:r>
-        <w:rPr>
-          <w:sz w:val="32"/>
-          <w:szCs w:val="32"/>
-        </w:rPr>
-        <w:t>ndroid</w:t>
-      </w:r>
-      <w:r>
-        <w:rPr>
-          <w:sz w:val="32"/>
-          <w:szCs w:val="32"/>
-        </w:rPr>
-        <w:t xml:space="preserve"> uses this as the unique package identifier of our app. The reverse-domain style is a Naming Convention. But we do NOT need to own </w:t>
-      </w:r>
-      <w:r>
-        <w:rPr>
-          <w:b/>
-          <w:bCs/>
-          <w:sz w:val="32"/>
-          <w:szCs w:val="32"/>
-        </w:rPr>
-        <w:t>nazmul.com</w:t>
-      </w:r>
-      <w:r>
-        <w:rPr>
-          <w:sz w:val="32"/>
-          <w:szCs w:val="32"/>
-        </w:rPr>
-        <w:t xml:space="preserve"> to use </w:t>
-      </w:r>
-      <w:proofErr w:type="spellStart"/>
-      <w:r>
-        <w:rPr>
-          <w:b/>
-          <w:bCs/>
-          <w:sz w:val="32"/>
-          <w:szCs w:val="32"/>
-        </w:rPr>
-        <w:t>com.nazmul.todoapp</w:t>
-      </w:r>
-      <w:proofErr w:type="spellEnd"/>
     </w:p>
     <w:p>
       <w:pPr>
@@ -4960,17 +4788,97 @@
           <w:szCs w:val="28"/>
         </w:rPr>
       </w:pPr>
-      <w:proofErr w:type="spellStart"/>
-      <w:r>
+    </w:p>
+    <w:p>
+      <w:pPr>
+        <w:jc w:val="both"/>
         <w:rPr>
           <w:b/>
           <w:bCs/>
           <w:sz w:val="28"/>
           <w:szCs w:val="28"/>
         </w:rPr>
-        <w:t>com.nazmul.todoapp</w:t>
-      </w:r>
-      <w:proofErr w:type="spellEnd"/>
+      </w:pPr>
+    </w:p>
+    <w:p>
+      <w:pPr>
+        <w:jc w:val="both"/>
+        <w:rPr>
+          <w:b/>
+          <w:bCs/>
+        </w:rPr>
+      </w:pPr>
+      <w:r>
+        <w:rPr>
+          <w:b/>
+          <w:bCs/>
+        </w:rPr>
+        <w:t>DOMAIN</w:t>
+      </w:r>
+    </w:p>
+    <w:p>
+      <w:pPr>
+        <w:jc w:val="both"/>
+        <w:rPr>
+          <w:b/>
+          <w:bCs/>
+        </w:rPr>
+      </w:pPr>
+      <w:r>
+        <w:rPr>
+          <w:b/>
+          <w:bCs/>
+        </w:rPr>
+        <w:t xml:space="preserve">    ↓</w:t>
+      </w:r>
+    </w:p>
+    <w:p>
+      <w:pPr>
+        <w:jc w:val="both"/>
+        <w:rPr>
+          <w:b/>
+          <w:bCs/>
+        </w:rPr>
+      </w:pPr>
+      <w:r>
+        <w:rPr>
+          <w:b/>
+          <w:bCs/>
+        </w:rPr>
+        <w:t>Identity of our website</w:t>
+      </w:r>
+    </w:p>
+    <w:p>
+      <w:pPr>
+        <w:jc w:val="both"/>
+        <w:rPr>
+          <w:b/>
+          <w:bCs/>
+        </w:rPr>
+      </w:pPr>
+      <w:r>
+        <w:rPr>
+          <w:b/>
+          <w:bCs/>
+        </w:rPr>
+        <w:t xml:space="preserve">    ↓</w:t>
+      </w:r>
+    </w:p>
+    <w:p>
+      <w:pPr>
+        <w:jc w:val="both"/>
+        <w:rPr>
+          <w:b/>
+          <w:bCs/>
+        </w:rPr>
+      </w:pPr>
+      <w:r>
+        <w:rPr>
+          <w:b/>
+          <w:bCs/>
+        </w:rPr>
+        <w:t>nazmul.dev</w:t>
+      </w:r>
     </w:p>
     <w:p>
       <w:pPr>
@@ -4982,22 +4890,118 @@
           <w:szCs w:val="28"/>
         </w:rPr>
       </w:pPr>
-      <w:r>
+    </w:p>
+    <w:p>
+      <w:pPr>
+        <w:jc w:val="both"/>
         <w:rPr>
           <w:b/>
           <w:bCs/>
           <w:sz w:val="28"/>
           <w:szCs w:val="28"/>
         </w:rPr>
-        <w:t>│   │      │</w:t>
-      </w:r>
-    </w:p>
-    <w:p>
-      <w:pPr>
-        <w:jc w:val="both"/>
-        <w:rPr>
-          <w:b/>
-          <w:bCs/>
+      </w:pPr>
+    </w:p>
+    <w:p>
+      <w:pPr>
+        <w:jc w:val="both"/>
+        <w:rPr>
+          <w:b/>
+          <w:bCs/>
+        </w:rPr>
+      </w:pPr>
+      <w:r>
+        <w:rPr>
+          <w:b/>
+          <w:bCs/>
+        </w:rPr>
+        <w:t>APP LINK</w:t>
+      </w:r>
+    </w:p>
+    <w:p>
+      <w:pPr>
+        <w:jc w:val="both"/>
+        <w:rPr>
+          <w:b/>
+          <w:bCs/>
+        </w:rPr>
+      </w:pPr>
+      <w:r>
+        <w:rPr>
+          <w:b/>
+          <w:bCs/>
+        </w:rPr>
+        <w:t xml:space="preserve">    ↓</w:t>
+      </w:r>
+    </w:p>
+    <w:p>
+      <w:pPr>
+        <w:jc w:val="both"/>
+        <w:rPr>
+          <w:b/>
+          <w:bCs/>
+        </w:rPr>
+      </w:pPr>
+      <w:r>
+        <w:rPr>
+          <w:b/>
+          <w:bCs/>
+        </w:rPr>
+        <w:t>A verified relationship between the two</w:t>
+      </w:r>
+    </w:p>
+    <w:p>
+      <w:pPr>
+        <w:jc w:val="both"/>
+        <w:rPr>
+          <w:b/>
+          <w:bCs/>
+        </w:rPr>
+      </w:pPr>
+      <w:r>
+        <w:rPr>
+          <w:b/>
+          <w:bCs/>
+        </w:rPr>
+        <w:t xml:space="preserve">    ↓</w:t>
+      </w:r>
+    </w:p>
+    <w:p>
+      <w:pPr>
+        <w:jc w:val="both"/>
+        <w:rPr>
+          <w:b/>
+          <w:bCs/>
+        </w:rPr>
+      </w:pPr>
+      <w:r>
+        <w:rPr>
+          <w:b/>
+          <w:bCs/>
+        </w:rPr>
+        <w:t>https://nazmul.dev/todo/123</w:t>
+      </w:r>
+    </w:p>
+    <w:p>
+      <w:pPr>
+        <w:jc w:val="both"/>
+        <w:rPr>
+          <w:b/>
+          <w:bCs/>
+        </w:rPr>
+      </w:pPr>
+      <w:r>
+        <w:rPr>
+          <w:b/>
+          <w:bCs/>
+        </w:rPr>
+        <w:t xml:space="preserve">             ↕</w:t>
+      </w:r>
+    </w:p>
+    <w:p>
+      <w:pPr>
+        <w:jc w:val="both"/>
+        <w:rPr>
           <w:sz w:val="28"/>
           <w:szCs w:val="28"/>
         </w:rPr>
@@ -5006,1020 +5010,35 @@
         <w:rPr>
           <w:b/>
           <w:bCs/>
-          <w:sz w:val="28"/>
-          <w:szCs w:val="28"/>
-        </w:rPr>
-        <w:t>│   │      └── app name</w:t>
-      </w:r>
-    </w:p>
-    <w:p>
-      <w:pPr>
-        <w:jc w:val="both"/>
-        <w:rPr>
-          <w:b/>
-          <w:bCs/>
-          <w:sz w:val="28"/>
-          <w:szCs w:val="28"/>
-        </w:rPr>
-      </w:pPr>
-      <w:r>
-        <w:rPr>
-          <w:b/>
-          <w:bCs/>
-          <w:sz w:val="28"/>
-          <w:szCs w:val="28"/>
-        </w:rPr>
-        <w:t>│   └───────── organization/developer</w:t>
-      </w:r>
-    </w:p>
-    <w:p>
-      <w:pPr>
-        <w:jc w:val="both"/>
-        <w:rPr>
-          <w:b/>
-          <w:bCs/>
-          <w:sz w:val="28"/>
-          <w:szCs w:val="28"/>
-        </w:rPr>
-      </w:pPr>
-      <w:r>
-        <w:rPr>
-          <w:b/>
-          <w:bCs/>
-          <w:sz w:val="28"/>
-          <w:szCs w:val="28"/>
-        </w:rPr>
-        <w:t>└───────────── top-level domain</w:t>
-      </w:r>
-    </w:p>
-    <w:p>
-      <w:pPr>
-        <w:jc w:val="both"/>
-        <w:rPr>
-          <w:sz w:val="32"/>
-          <w:szCs w:val="32"/>
-        </w:rPr>
-      </w:pPr>
-      <w:r>
-        <w:rPr>
+        </w:rPr>
+        <w:t xml:space="preserve">     com.nazmul.todoapp</w:t>
+      </w:r>
+    </w:p>
+    <w:p>
+      <w:pPr>
+        <w:jc w:val="both"/>
+        <w:rPr>
+          <w:sz w:val="32"/>
+          <w:szCs w:val="32"/>
+        </w:rPr>
+      </w:pPr>
+      <w:r>
+        <w:rPr>
+          <w:b/>
+          <w:bCs/>
           <w:sz w:val="32"/>
           <w:szCs w:val="32"/>
         </w:rPr>
         <w:lastRenderedPageBreak/>
-        <w:t xml:space="preserve"># We could technically use </w:t>
-      </w:r>
-      <w:proofErr w:type="spellStart"/>
-      <w:r>
-        <w:rPr>
-          <w:b/>
-          <w:bCs/>
-          <w:sz w:val="32"/>
-          <w:szCs w:val="32"/>
-        </w:rPr>
-        <w:t>com.namzul.todoapp</w:t>
-      </w:r>
-      <w:proofErr w:type="spellEnd"/>
-      <w:r>
-        <w:rPr>
-          <w:sz w:val="32"/>
-          <w:szCs w:val="32"/>
-        </w:rPr>
-        <w:t xml:space="preserve"> without owning </w:t>
-      </w:r>
-      <w:r>
-        <w:rPr>
-          <w:b/>
-          <w:bCs/>
-          <w:sz w:val="32"/>
-          <w:szCs w:val="32"/>
-        </w:rPr>
-        <w:t>nazmul.com</w:t>
-      </w:r>
-      <w:r>
-        <w:rPr>
-          <w:sz w:val="32"/>
-          <w:szCs w:val="32"/>
-        </w:rPr>
-        <w:t>. The reason Android recommends reverse-domain is simply to make collisions unlikely</w:t>
-      </w:r>
-    </w:p>
-    <w:p>
-      <w:pPr>
-        <w:jc w:val="both"/>
-        <w:rPr>
-          <w:sz w:val="32"/>
-          <w:szCs w:val="32"/>
-        </w:rPr>
-      </w:pPr>
-    </w:p>
-    <w:p>
-      <w:pPr>
-        <w:jc w:val="both"/>
-        <w:rPr>
-          <w:sz w:val="32"/>
-          <w:szCs w:val="32"/>
-        </w:rPr>
-      </w:pPr>
-      <w:r>
-        <w:rPr>
-          <w:sz w:val="32"/>
-          <w:szCs w:val="32"/>
-        </w:rPr>
-        <w:t xml:space="preserve">Things to Consider before choosing an </w:t>
-      </w:r>
-      <w:proofErr w:type="spellStart"/>
-      <w:r>
-        <w:rPr>
-          <w:sz w:val="32"/>
-          <w:szCs w:val="32"/>
-        </w:rPr>
-        <w:t>applicationId</w:t>
-      </w:r>
-      <w:proofErr w:type="spellEnd"/>
-      <w:r>
-        <w:rPr>
-          <w:sz w:val="32"/>
-          <w:szCs w:val="32"/>
-        </w:rPr>
-        <w:t>:</w:t>
-      </w:r>
-    </w:p>
-    <w:p>
-      <w:pPr>
-        <w:jc w:val="both"/>
-        <w:rPr>
-          <w:sz w:val="32"/>
-          <w:szCs w:val="32"/>
-        </w:rPr>
-      </w:pPr>
-      <w:r>
-        <w:rPr>
-          <w:sz w:val="32"/>
-          <w:szCs w:val="32"/>
-        </w:rPr>
-        <w:t># D</w:t>
-      </w:r>
-      <w:r>
-        <w:rPr>
-          <w:sz w:val="32"/>
-          <w:szCs w:val="32"/>
-        </w:rPr>
-        <w:t>on't casually start with:</w:t>
-      </w:r>
-    </w:p>
-    <w:p>
-      <w:pPr>
-        <w:jc w:val="both"/>
-        <w:rPr>
-          <w:b/>
-          <w:bCs/>
-          <w:sz w:val="32"/>
-          <w:szCs w:val="32"/>
-        </w:rPr>
-      </w:pPr>
-      <w:proofErr w:type="spellStart"/>
-      <w:r>
-        <w:rPr>
-          <w:b/>
-          <w:bCs/>
-          <w:sz w:val="32"/>
-          <w:szCs w:val="32"/>
-        </w:rPr>
-        <w:t>com.example.todoapp</w:t>
-      </w:r>
-      <w:proofErr w:type="spellEnd"/>
-    </w:p>
-    <w:p>
-      <w:pPr>
-        <w:jc w:val="both"/>
-        <w:rPr>
-          <w:sz w:val="32"/>
-          <w:szCs w:val="32"/>
-        </w:rPr>
-      </w:pPr>
-      <w:r>
-        <w:rPr>
-          <w:sz w:val="32"/>
-          <w:szCs w:val="32"/>
-        </w:rPr>
-        <w:t># A</w:t>
-      </w:r>
-      <w:r>
-        <w:rPr>
-          <w:sz w:val="32"/>
-          <w:szCs w:val="32"/>
-        </w:rPr>
-        <w:t>nd later change it to:</w:t>
-      </w:r>
-    </w:p>
-    <w:p>
-      <w:pPr>
-        <w:jc w:val="both"/>
-        <w:rPr>
-          <w:b/>
-          <w:bCs/>
-          <w:sz w:val="32"/>
-          <w:szCs w:val="32"/>
-        </w:rPr>
-      </w:pPr>
-      <w:proofErr w:type="spellStart"/>
-      <w:r>
-        <w:rPr>
-          <w:b/>
-          <w:bCs/>
-          <w:sz w:val="32"/>
-          <w:szCs w:val="32"/>
-        </w:rPr>
-        <w:t>com.nazmul.todoapp</w:t>
-      </w:r>
-      <w:proofErr w:type="spellEnd"/>
-    </w:p>
-    <w:p>
-      <w:pPr>
-        <w:jc w:val="both"/>
-        <w:rPr>
-          <w:sz w:val="32"/>
-          <w:szCs w:val="32"/>
-        </w:rPr>
-      </w:pPr>
-      <w:r>
-        <w:rPr>
-          <w:sz w:val="32"/>
-          <w:szCs w:val="32"/>
-        </w:rPr>
-        <w:t># Because a</w:t>
-      </w:r>
-      <w:r>
-        <w:rPr>
-          <w:sz w:val="32"/>
-          <w:szCs w:val="32"/>
-        </w:rPr>
-        <w:t>fter publishing.</w:t>
-      </w:r>
-      <w:r>
-        <w:rPr>
-          <w:sz w:val="32"/>
-          <w:szCs w:val="32"/>
-        </w:rPr>
-        <w:t xml:space="preserve"> </w:t>
-      </w:r>
-      <w:r>
-        <w:rPr>
-          <w:sz w:val="32"/>
-          <w:szCs w:val="32"/>
-        </w:rPr>
-        <w:t>The Play Store considers them different applications.</w:t>
-      </w:r>
-      <w:r>
-        <w:rPr>
-          <w:sz w:val="32"/>
-          <w:szCs w:val="32"/>
-        </w:rPr>
-        <w:t xml:space="preserve"> D</w:t>
-      </w:r>
-      <w:r>
-        <w:rPr>
-          <w:sz w:val="32"/>
-          <w:szCs w:val="32"/>
-        </w:rPr>
-        <w:t>ecid</w:t>
-      </w:r>
-      <w:r>
-        <w:rPr>
-          <w:sz w:val="32"/>
-          <w:szCs w:val="32"/>
-        </w:rPr>
-        <w:t>e</w:t>
-      </w:r>
-      <w:r>
-        <w:rPr>
-          <w:sz w:val="32"/>
-          <w:szCs w:val="32"/>
-        </w:rPr>
-        <w:t xml:space="preserve"> on</w:t>
-      </w:r>
-      <w:r>
-        <w:rPr>
-          <w:sz w:val="32"/>
-          <w:szCs w:val="32"/>
-        </w:rPr>
-        <w:t xml:space="preserve"> it using this format</w:t>
-      </w:r>
-    </w:p>
-    <w:p>
-      <w:pPr>
-        <w:jc w:val="both"/>
-        <w:rPr>
-          <w:b/>
-          <w:bCs/>
-          <w:sz w:val="32"/>
-          <w:szCs w:val="32"/>
-        </w:rPr>
-      </w:pPr>
-      <w:r>
-        <w:rPr>
-          <w:b/>
-          <w:bCs/>
-          <w:sz w:val="32"/>
-          <w:szCs w:val="32"/>
-        </w:rPr>
-        <w:t>com.&lt;our-organization-or-brand&gt;.&lt;app&gt;</w:t>
-      </w:r>
-    </w:p>
-    <w:p>
-      <w:pPr>
-        <w:jc w:val="both"/>
-        <w:rPr>
-          <w:sz w:val="32"/>
-          <w:szCs w:val="32"/>
-        </w:rPr>
-      </w:pPr>
-      <w:r>
-        <w:rPr>
-          <w:sz w:val="32"/>
-          <w:szCs w:val="32"/>
-        </w:rPr>
-        <w:t xml:space="preserve"># </w:t>
-      </w:r>
-      <w:r>
-        <w:rPr>
-          <w:sz w:val="32"/>
-          <w:szCs w:val="32"/>
-        </w:rPr>
-        <w:t>For example:</w:t>
-      </w:r>
-    </w:p>
-    <w:p>
-      <w:pPr>
-        <w:jc w:val="both"/>
-        <w:rPr>
-          <w:b/>
-          <w:bCs/>
-          <w:sz w:val="32"/>
-          <w:szCs w:val="32"/>
-        </w:rPr>
-      </w:pPr>
-      <w:proofErr w:type="spellStart"/>
-      <w:r>
-        <w:rPr>
-          <w:b/>
-          <w:bCs/>
-          <w:sz w:val="32"/>
-          <w:szCs w:val="32"/>
-        </w:rPr>
-        <w:t>com.nazmul.todoapp</w:t>
-      </w:r>
-      <w:proofErr w:type="spellEnd"/>
-    </w:p>
-    <w:p>
-      <w:pPr>
-        <w:jc w:val="both"/>
-        <w:rPr>
-          <w:b/>
-          <w:bCs/>
-          <w:sz w:val="32"/>
-          <w:szCs w:val="32"/>
-        </w:rPr>
-      </w:pPr>
-      <w:proofErr w:type="spellStart"/>
-      <w:r>
-        <w:rPr>
-          <w:b/>
-          <w:bCs/>
-          <w:sz w:val="32"/>
-          <w:szCs w:val="32"/>
-        </w:rPr>
-        <w:t>com.nazmul.movieapp</w:t>
-      </w:r>
-      <w:proofErr w:type="spellEnd"/>
-    </w:p>
-    <w:p>
-      <w:pPr>
-        <w:jc w:val="both"/>
-        <w:rPr>
-          <w:b/>
-          <w:bCs/>
-          <w:sz w:val="32"/>
-          <w:szCs w:val="32"/>
-        </w:rPr>
-      </w:pPr>
-      <w:proofErr w:type="spellStart"/>
-      <w:r>
-        <w:rPr>
-          <w:b/>
-          <w:bCs/>
-          <w:sz w:val="32"/>
-          <w:szCs w:val="32"/>
-        </w:rPr>
-        <w:t>com.nazmul.weatherapp</w:t>
-      </w:r>
-      <w:proofErr w:type="spellEnd"/>
-    </w:p>
-    <w:p>
-      <w:pPr>
-        <w:jc w:val="both"/>
-        <w:rPr>
-          <w:sz w:val="32"/>
-          <w:szCs w:val="32"/>
-        </w:rPr>
-      </w:pPr>
-      <w:r>
-        <w:rPr>
-          <w:sz w:val="32"/>
-          <w:szCs w:val="32"/>
-        </w:rPr>
-        <w:t xml:space="preserve"># </w:t>
-      </w:r>
-      <w:r>
-        <w:rPr>
-          <w:sz w:val="32"/>
-          <w:szCs w:val="32"/>
-        </w:rPr>
-        <w:t xml:space="preserve">If </w:t>
-      </w:r>
-      <w:r>
-        <w:rPr>
-          <w:sz w:val="32"/>
-          <w:szCs w:val="32"/>
-        </w:rPr>
-        <w:t>we</w:t>
-      </w:r>
-      <w:r>
-        <w:rPr>
-          <w:sz w:val="32"/>
-          <w:szCs w:val="32"/>
-        </w:rPr>
-        <w:t>'re building apps professionally, an even better long-term approach is to have a consistent namespace representing our brand/company:</w:t>
-      </w:r>
-    </w:p>
-    <w:p>
-      <w:pPr>
-        <w:jc w:val="both"/>
-        <w:rPr>
-          <w:b/>
-          <w:bCs/>
-          <w:sz w:val="32"/>
-          <w:szCs w:val="32"/>
-        </w:rPr>
-      </w:pPr>
-      <w:proofErr w:type="spellStart"/>
-      <w:r>
-        <w:rPr>
-          <w:b/>
-          <w:bCs/>
-          <w:sz w:val="32"/>
-          <w:szCs w:val="32"/>
-        </w:rPr>
-        <w:t>com.nazmul.todo</w:t>
-      </w:r>
-      <w:proofErr w:type="spellEnd"/>
-    </w:p>
-    <w:p>
-      <w:pPr>
-        <w:jc w:val="both"/>
-        <w:rPr>
-          <w:b/>
-          <w:bCs/>
-          <w:sz w:val="32"/>
-          <w:szCs w:val="32"/>
-        </w:rPr>
-      </w:pPr>
-      <w:proofErr w:type="spellStart"/>
-      <w:r>
-        <w:rPr>
-          <w:b/>
-          <w:bCs/>
-          <w:sz w:val="32"/>
-          <w:szCs w:val="32"/>
-        </w:rPr>
-        <w:t>com.nazmul.movies</w:t>
-      </w:r>
-      <w:proofErr w:type="spellEnd"/>
-    </w:p>
-    <w:p>
-      <w:pPr>
-        <w:jc w:val="both"/>
-        <w:rPr>
-          <w:b/>
-          <w:bCs/>
-          <w:sz w:val="32"/>
-          <w:szCs w:val="32"/>
-        </w:rPr>
-      </w:pPr>
-      <w:proofErr w:type="spellStart"/>
-      <w:r>
-        <w:rPr>
-          <w:b/>
-          <w:bCs/>
-          <w:sz w:val="32"/>
-          <w:szCs w:val="32"/>
-        </w:rPr>
-        <w:t>com.nazmul.weather</w:t>
-      </w:r>
-      <w:proofErr w:type="spellEnd"/>
-    </w:p>
-    <w:p>
-      <w:pPr>
-        <w:jc w:val="both"/>
-        <w:rPr>
-          <w:sz w:val="32"/>
-          <w:szCs w:val="32"/>
-        </w:rPr>
-      </w:pPr>
-      <w:r>
-        <w:rPr>
-          <w:sz w:val="32"/>
-          <w:szCs w:val="32"/>
-        </w:rPr>
-        <w:t># T</w:t>
-      </w:r>
-      <w:r>
-        <w:rPr>
-          <w:sz w:val="32"/>
-          <w:szCs w:val="32"/>
-        </w:rPr>
-        <w:t>he key is choos</w:t>
-      </w:r>
-      <w:r>
-        <w:rPr>
-          <w:sz w:val="32"/>
-          <w:szCs w:val="32"/>
-        </w:rPr>
-        <w:t>ing</w:t>
-      </w:r>
-      <w:r>
-        <w:rPr>
-          <w:sz w:val="32"/>
-          <w:szCs w:val="32"/>
-        </w:rPr>
-        <w:t xml:space="preserve"> something </w:t>
-      </w:r>
-      <w:r>
-        <w:rPr>
-          <w:sz w:val="32"/>
-          <w:szCs w:val="32"/>
-        </w:rPr>
-        <w:t>we</w:t>
-      </w:r>
-      <w:r>
-        <w:rPr>
-          <w:sz w:val="32"/>
-          <w:szCs w:val="32"/>
-        </w:rPr>
-        <w:t xml:space="preserve"> can live with long-term.</w:t>
-      </w:r>
-      <w:r>
-        <w:rPr>
-          <w:sz w:val="32"/>
-          <w:szCs w:val="32"/>
-        </w:rPr>
-        <w:t xml:space="preserve"> DEDIDE</w:t>
-      </w:r>
-      <w:r>
-        <w:rPr>
-          <w:sz w:val="32"/>
-          <w:szCs w:val="32"/>
-        </w:rPr>
-        <w:t xml:space="preserve"> our Application ID before publishing</w:t>
-      </w:r>
-    </w:p>
-    <w:p>
-      <w:pPr>
-        <w:jc w:val="both"/>
-        <w:rPr>
-          <w:sz w:val="32"/>
-          <w:szCs w:val="32"/>
-        </w:rPr>
-      </w:pPr>
-    </w:p>
-    <w:p>
-      <w:pPr>
-        <w:jc w:val="both"/>
-        <w:rPr>
-          <w:sz w:val="32"/>
-          <w:szCs w:val="32"/>
-        </w:rPr>
-      </w:pPr>
-      <w:r>
-        <w:rPr>
-          <w:sz w:val="32"/>
-          <w:szCs w:val="32"/>
-        </w:rPr>
-        <w:t>The Mental Model:</w:t>
-      </w:r>
-    </w:p>
-    <w:p>
-      <w:pPr>
-        <w:jc w:val="both"/>
-        <w:rPr>
-          <w:sz w:val="32"/>
-          <w:szCs w:val="32"/>
-        </w:rPr>
-      </w:pPr>
-      <w:r>
-        <w:rPr>
-          <w:sz w:val="32"/>
-          <w:szCs w:val="32"/>
-        </w:rPr>
-        <w:t># And the relation with App Links:</w:t>
-      </w:r>
-    </w:p>
-    <w:p>
-      <w:pPr>
-        <w:jc w:val="both"/>
-        <w:rPr>
-          <w:b/>
-          <w:bCs/>
-          <w:sz w:val="28"/>
-          <w:szCs w:val="28"/>
-        </w:rPr>
-      </w:pPr>
-      <w:r>
-        <w:rPr>
-          <w:b/>
-          <w:bCs/>
-          <w:sz w:val="28"/>
-          <w:szCs w:val="28"/>
-        </w:rPr>
-        <w:t>APPLICATION ID</w:t>
-      </w:r>
-    </w:p>
-    <w:p>
-      <w:pPr>
-        <w:jc w:val="both"/>
-        <w:rPr>
-          <w:b/>
-          <w:bCs/>
-          <w:sz w:val="28"/>
-          <w:szCs w:val="28"/>
-        </w:rPr>
-      </w:pPr>
-      <w:r>
-        <w:rPr>
-          <w:b/>
-          <w:bCs/>
-          <w:sz w:val="28"/>
-          <w:szCs w:val="28"/>
-        </w:rPr>
-        <w:t xml:space="preserve">    ↓</w:t>
-      </w:r>
-    </w:p>
-    <w:p>
-      <w:pPr>
-        <w:jc w:val="both"/>
-        <w:rPr>
-          <w:b/>
-          <w:bCs/>
-          <w:sz w:val="28"/>
-          <w:szCs w:val="28"/>
-        </w:rPr>
-      </w:pPr>
-      <w:r>
-        <w:rPr>
-          <w:b/>
-          <w:bCs/>
-          <w:sz w:val="28"/>
-          <w:szCs w:val="28"/>
-        </w:rPr>
-        <w:t>Identity of the Android application</w:t>
-      </w:r>
-    </w:p>
-    <w:p>
-      <w:pPr>
-        <w:jc w:val="both"/>
-        <w:rPr>
-          <w:b/>
-          <w:bCs/>
-          <w:sz w:val="28"/>
-          <w:szCs w:val="28"/>
-        </w:rPr>
-      </w:pPr>
-      <w:r>
-        <w:rPr>
-          <w:b/>
-          <w:bCs/>
-          <w:sz w:val="28"/>
-          <w:szCs w:val="28"/>
-        </w:rPr>
-        <w:t xml:space="preserve">    ↓</w:t>
-      </w:r>
-    </w:p>
-    <w:p>
-      <w:pPr>
-        <w:jc w:val="both"/>
-        <w:rPr>
-          <w:b/>
-          <w:bCs/>
-          <w:sz w:val="28"/>
-          <w:szCs w:val="28"/>
-        </w:rPr>
-      </w:pPr>
-      <w:proofErr w:type="spellStart"/>
-      <w:r>
-        <w:rPr>
-          <w:b/>
-          <w:bCs/>
-          <w:sz w:val="28"/>
-          <w:szCs w:val="28"/>
-        </w:rPr>
-        <w:t>com.nazmul.todoapp</w:t>
-      </w:r>
-      <w:proofErr w:type="spellEnd"/>
-    </w:p>
-    <w:p>
-      <w:pPr>
-        <w:jc w:val="both"/>
-        <w:rPr>
-          <w:b/>
-          <w:bCs/>
-          <w:sz w:val="28"/>
-          <w:szCs w:val="28"/>
-        </w:rPr>
-      </w:pPr>
-    </w:p>
-    <w:p>
-      <w:pPr>
-        <w:jc w:val="both"/>
-        <w:rPr>
-          <w:b/>
-          <w:bCs/>
-          <w:sz w:val="28"/>
-          <w:szCs w:val="28"/>
-        </w:rPr>
-      </w:pPr>
-    </w:p>
-    <w:p>
-      <w:pPr>
-        <w:jc w:val="both"/>
-        <w:rPr>
-          <w:b/>
-          <w:bCs/>
-          <w:sz w:val="28"/>
-          <w:szCs w:val="28"/>
-        </w:rPr>
-      </w:pPr>
-      <w:r>
-        <w:rPr>
-          <w:b/>
-          <w:bCs/>
-          <w:sz w:val="28"/>
-          <w:szCs w:val="28"/>
-        </w:rPr>
-        <w:t>DOMAIN</w:t>
-      </w:r>
-    </w:p>
-    <w:p>
-      <w:pPr>
-        <w:jc w:val="both"/>
-        <w:rPr>
-          <w:b/>
-          <w:bCs/>
-          <w:sz w:val="28"/>
-          <w:szCs w:val="28"/>
-        </w:rPr>
-      </w:pPr>
-      <w:r>
-        <w:rPr>
-          <w:b/>
-          <w:bCs/>
-          <w:sz w:val="28"/>
-          <w:szCs w:val="28"/>
-        </w:rPr>
-        <w:t xml:space="preserve">    ↓</w:t>
-      </w:r>
-    </w:p>
-    <w:p>
-      <w:pPr>
-        <w:jc w:val="both"/>
-        <w:rPr>
-          <w:b/>
-          <w:bCs/>
-          <w:sz w:val="28"/>
-          <w:szCs w:val="28"/>
-        </w:rPr>
-      </w:pPr>
-      <w:r>
-        <w:rPr>
-          <w:b/>
-          <w:bCs/>
-          <w:sz w:val="28"/>
-          <w:szCs w:val="28"/>
-        </w:rPr>
-        <w:t>Identity of our website</w:t>
-      </w:r>
-    </w:p>
-    <w:p>
-      <w:pPr>
-        <w:jc w:val="both"/>
-        <w:rPr>
-          <w:b/>
-          <w:bCs/>
-          <w:sz w:val="28"/>
-          <w:szCs w:val="28"/>
-        </w:rPr>
-      </w:pPr>
-      <w:r>
-        <w:rPr>
-          <w:b/>
-          <w:bCs/>
-          <w:sz w:val="28"/>
-          <w:szCs w:val="28"/>
-        </w:rPr>
-        <w:t xml:space="preserve">    ↓</w:t>
-      </w:r>
-    </w:p>
-    <w:p>
-      <w:pPr>
-        <w:jc w:val="both"/>
-        <w:rPr>
-          <w:b/>
-          <w:bCs/>
-          <w:sz w:val="28"/>
-          <w:szCs w:val="28"/>
-        </w:rPr>
-      </w:pPr>
-      <w:proofErr w:type="spellStart"/>
-      <w:r>
-        <w:rPr>
-          <w:b/>
-          <w:bCs/>
-          <w:sz w:val="28"/>
-          <w:szCs w:val="28"/>
-        </w:rPr>
-        <w:t>nazmul.dev</w:t>
-      </w:r>
-      <w:proofErr w:type="spellEnd"/>
-    </w:p>
-    <w:p>
-      <w:pPr>
-        <w:jc w:val="both"/>
-        <w:rPr>
-          <w:b/>
-          <w:bCs/>
-          <w:sz w:val="28"/>
-          <w:szCs w:val="28"/>
-        </w:rPr>
-      </w:pPr>
-    </w:p>
-    <w:p>
-      <w:pPr>
-        <w:jc w:val="both"/>
-        <w:rPr>
-          <w:b/>
-          <w:bCs/>
-          <w:sz w:val="28"/>
-          <w:szCs w:val="28"/>
-        </w:rPr>
-      </w:pPr>
-    </w:p>
-    <w:p>
-      <w:pPr>
-        <w:jc w:val="both"/>
-        <w:rPr>
-          <w:b/>
-          <w:bCs/>
-          <w:sz w:val="28"/>
-          <w:szCs w:val="28"/>
-        </w:rPr>
-      </w:pPr>
-      <w:r>
-        <w:rPr>
-          <w:b/>
-          <w:bCs/>
-          <w:sz w:val="28"/>
-          <w:szCs w:val="28"/>
-        </w:rPr>
-        <w:t>APP LINK</w:t>
-      </w:r>
-    </w:p>
-    <w:p>
-      <w:pPr>
-        <w:jc w:val="both"/>
-        <w:rPr>
-          <w:b/>
-          <w:bCs/>
-          <w:sz w:val="28"/>
-          <w:szCs w:val="28"/>
-        </w:rPr>
-      </w:pPr>
-      <w:r>
-        <w:rPr>
-          <w:b/>
-          <w:bCs/>
-          <w:sz w:val="28"/>
-          <w:szCs w:val="28"/>
-        </w:rPr>
-        <w:t xml:space="preserve">    ↓</w:t>
-      </w:r>
-    </w:p>
-    <w:p>
-      <w:pPr>
-        <w:jc w:val="both"/>
-        <w:rPr>
-          <w:b/>
-          <w:bCs/>
-          <w:sz w:val="28"/>
-          <w:szCs w:val="28"/>
-        </w:rPr>
-      </w:pPr>
-      <w:r>
-        <w:rPr>
-          <w:b/>
-          <w:bCs/>
-          <w:sz w:val="28"/>
-          <w:szCs w:val="28"/>
-        </w:rPr>
-        <w:t>A verified relationship between the two</w:t>
-      </w:r>
-    </w:p>
-    <w:p>
-      <w:pPr>
-        <w:jc w:val="both"/>
-        <w:rPr>
-          <w:b/>
-          <w:bCs/>
-          <w:sz w:val="28"/>
-          <w:szCs w:val="28"/>
-        </w:rPr>
-      </w:pPr>
-      <w:r>
-        <w:rPr>
-          <w:b/>
-          <w:bCs/>
-          <w:sz w:val="28"/>
-          <w:szCs w:val="28"/>
-        </w:rPr>
-        <w:t xml:space="preserve">    ↓</w:t>
-      </w:r>
-    </w:p>
-    <w:p>
-      <w:pPr>
-        <w:jc w:val="both"/>
-        <w:rPr>
-          <w:b/>
-          <w:bCs/>
-          <w:sz w:val="28"/>
-          <w:szCs w:val="28"/>
-        </w:rPr>
-      </w:pPr>
-      <w:r>
-        <w:rPr>
-          <w:b/>
-          <w:bCs/>
-          <w:sz w:val="28"/>
-          <w:szCs w:val="28"/>
-        </w:rPr>
-        <w:t>https://nazmul.dev/todo/123</w:t>
-      </w:r>
-    </w:p>
-    <w:p>
-      <w:pPr>
-        <w:jc w:val="both"/>
-        <w:rPr>
-          <w:b/>
-          <w:bCs/>
-          <w:sz w:val="28"/>
-          <w:szCs w:val="28"/>
-        </w:rPr>
-      </w:pPr>
-      <w:r>
-        <w:rPr>
-          <w:b/>
-          <w:bCs/>
-          <w:sz w:val="28"/>
-          <w:szCs w:val="28"/>
-        </w:rPr>
-        <w:t xml:space="preserve">             ↕</w:t>
-      </w:r>
-    </w:p>
-    <w:p>
-      <w:pPr>
-        <w:jc w:val="both"/>
-        <w:rPr>
-          <w:sz w:val="32"/>
-          <w:szCs w:val="32"/>
-        </w:rPr>
-      </w:pPr>
-      <w:r>
-        <w:rPr>
-          <w:b/>
-          <w:bCs/>
-          <w:sz w:val="28"/>
-          <w:szCs w:val="28"/>
-        </w:rPr>
-        <w:t xml:space="preserve">     </w:t>
-      </w:r>
-      <w:proofErr w:type="spellStart"/>
-      <w:r>
-        <w:rPr>
-          <w:b/>
-          <w:bCs/>
-          <w:sz w:val="28"/>
-          <w:szCs w:val="28"/>
-        </w:rPr>
-        <w:t>com.nazmul.todoapp</w:t>
-      </w:r>
-      <w:proofErr w:type="spellEnd"/>
+        <w:t xml:space="preserve">NOTE: </w:t>
+      </w:r>
+      <w:r>
+        <w:rPr>
+          <w:sz w:val="32"/>
+          <w:szCs w:val="32"/>
+        </w:rPr>
+        <w:t>For more info see f3 flutter url launcher and deep linking doc</w:t>
+      </w:r>
     </w:p>
     <w:p>
       <w:pPr>
@@ -6043,7 +5062,6 @@
           <w:sz w:val="32"/>
           <w:szCs w:val="32"/>
         </w:rPr>
-        <w:lastRenderedPageBreak/>
         <w:t>Break</w:t>
       </w:r>
     </w:p>
@@ -6066,7 +5084,6 @@
           <w:szCs w:val="32"/>
         </w:rPr>
       </w:pPr>
-      <w:proofErr w:type="spellStart"/>
       <w:r>
         <w:rPr>
           <w:b/>
@@ -6076,7 +5093,6 @@
         </w:rPr>
         <w:t>flutter_launcher_icons</w:t>
       </w:r>
-      <w:proofErr w:type="spellEnd"/>
       <w:r>
         <w:rPr>
           <w:b/>
@@ -7750,6 +6766,29 @@
     <w:uiPriority w:val="99"/>
     <w:rsid w:val="004A333D"/>
   </w:style>
+  <w:style w:type="character" w:styleId="Hyperlink">
+    <w:name w:val="Hyperlink"/>
+    <w:basedOn w:val="DefaultParagraphFont"/>
+    <w:uiPriority w:val="99"/>
+    <w:unhideWhenUsed/>
+    <w:rsid w:val="00751046"/>
+    <w:rPr>
+      <w:color w:val="467886" w:themeColor="hyperlink"/>
+      <w:u w:val="single"/>
+    </w:rPr>
+  </w:style>
+  <w:style w:type="character" w:styleId="UnresolvedMention">
+    <w:name w:val="Unresolved Mention"/>
+    <w:basedOn w:val="DefaultParagraphFont"/>
+    <w:uiPriority w:val="99"/>
+    <w:semiHidden/>
+    <w:unhideWhenUsed/>
+    <w:rsid w:val="00751046"/>
+    <w:rPr>
+      <w:color w:val="605E5C"/>
+      <w:shd w:val="clear" w:color="auto" w:fill="E1DFDD"/>
+    </w:rPr>
+  </w:style>
 </w:styles>
 </file>
 
